--- a/Weekly Reports/Weekly_Report_Week2.docx
+++ b/Weekly Reports/Weekly_Report_Week2.docx
@@ -6,9 +6,13 @@
       <w:pPr>
         <w:spacing w:after="120"/>
         <w:jc w:val="center"/>
-      </w:pPr>
-      <w:r>
-        <w:rPr>
+        <w:rPr>
+          <w:rFonts w:ascii="Times New Roman" w:hAnsi="Times New Roman" w:cs="Times New Roman"/>
+        </w:rPr>
+      </w:pPr>
+      <w:r>
+        <w:rPr>
+          <w:rFonts w:ascii="Times New Roman" w:hAnsi="Times New Roman" w:cs="Times New Roman"/>
           <w:b/>
           <w:bCs/>
           <w:sz w:val="28"/>
@@ -21,9 +25,13 @@
       <w:pPr>
         <w:spacing w:after="60"/>
         <w:jc w:val="center"/>
-      </w:pPr>
-      <w:r>
-        <w:rPr>
+        <w:rPr>
+          <w:rFonts w:ascii="Times New Roman" w:hAnsi="Times New Roman" w:cs="Times New Roman"/>
+        </w:rPr>
+      </w:pPr>
+      <w:r>
+        <w:rPr>
+          <w:rFonts w:ascii="Times New Roman" w:hAnsi="Times New Roman" w:cs="Times New Roman"/>
           <w:sz w:val="20"/>
           <w:szCs w:val="20"/>
         </w:rPr>
@@ -32,6 +40,7 @@
       <w:proofErr w:type="spellStart"/>
       <w:r>
         <w:rPr>
+          <w:rFonts w:ascii="Times New Roman" w:hAnsi="Times New Roman" w:cs="Times New Roman"/>
           <w:sz w:val="20"/>
           <w:szCs w:val="20"/>
         </w:rPr>
@@ -40,6 +49,7 @@
       <w:proofErr w:type="spellEnd"/>
       <w:r>
         <w:rPr>
+          <w:rFonts w:ascii="Times New Roman" w:hAnsi="Times New Roman" w:cs="Times New Roman"/>
           <w:sz w:val="20"/>
           <w:szCs w:val="20"/>
         </w:rPr>
@@ -50,9 +60,13 @@
       <w:pPr>
         <w:spacing w:after="240"/>
         <w:jc w:val="center"/>
-      </w:pPr>
-      <w:r>
-        <w:rPr>
+        <w:rPr>
+          <w:rFonts w:ascii="Times New Roman" w:hAnsi="Times New Roman" w:cs="Times New Roman"/>
+        </w:rPr>
+      </w:pPr>
+      <w:r>
+        <w:rPr>
+          <w:rFonts w:ascii="Times New Roman" w:hAnsi="Times New Roman" w:cs="Times New Roman"/>
           <w:sz w:val="20"/>
           <w:szCs w:val="20"/>
         </w:rPr>
@@ -65,15 +79,22 @@
           <w:bottom w:val="single" w:sz="6" w:space="1" w:color="000000"/>
         </w:pBdr>
         <w:spacing w:after="240"/>
+        <w:rPr>
+          <w:rFonts w:ascii="Times New Roman" w:hAnsi="Times New Roman" w:cs="Times New Roman"/>
+        </w:rPr>
       </w:pPr>
     </w:p>
     <w:p>
       <w:pPr>
         <w:spacing w:after="300"/>
         <w:jc w:val="center"/>
-      </w:pPr>
-      <w:r>
-        <w:rPr>
+        <w:rPr>
+          <w:rFonts w:ascii="Times New Roman" w:hAnsi="Times New Roman" w:cs="Times New Roman"/>
+        </w:rPr>
+      </w:pPr>
+      <w:r>
+        <w:rPr>
+          <w:rFonts w:ascii="Times New Roman" w:hAnsi="Times New Roman" w:cs="Times New Roman"/>
           <w:b/>
           <w:bCs/>
           <w:sz w:val="32"/>
@@ -122,8 +143,14 @@
             </w:tcMar>
           </w:tcPr>
           <w:p>
+            <w:pPr>
+              <w:rPr>
+                <w:rFonts w:ascii="Times New Roman" w:hAnsi="Times New Roman" w:cs="Times New Roman"/>
+              </w:rPr>
+            </w:pPr>
             <w:r>
               <w:rPr>
+                <w:rFonts w:ascii="Times New Roman" w:hAnsi="Times New Roman" w:cs="Times New Roman"/>
                 <w:b/>
                 <w:bCs/>
               </w:rPr>
@@ -148,7 +175,15 @@
             </w:tcMar>
           </w:tcPr>
           <w:p>
+            <w:pPr>
+              <w:rPr>
+                <w:rFonts w:ascii="Times New Roman" w:hAnsi="Times New Roman" w:cs="Times New Roman"/>
+              </w:rPr>
+            </w:pPr>
             <w:r>
+              <w:rPr>
+                <w:rFonts w:ascii="Times New Roman" w:hAnsi="Times New Roman" w:cs="Times New Roman"/>
+              </w:rPr>
               <w:t>Jainil Gupta</w:t>
             </w:r>
           </w:p>
@@ -172,9 +207,15 @@
             </w:tcMar>
           </w:tcPr>
           <w:p>
+            <w:pPr>
+              <w:rPr>
+                <w:rFonts w:ascii="Times New Roman" w:hAnsi="Times New Roman" w:cs="Times New Roman"/>
+              </w:rPr>
+            </w:pPr>
             <w:proofErr w:type="spellStart"/>
             <w:r>
               <w:rPr>
+                <w:rFonts w:ascii="Times New Roman" w:hAnsi="Times New Roman" w:cs="Times New Roman"/>
                 <w:b/>
                 <w:bCs/>
               </w:rPr>
@@ -183,6 +224,7 @@
             <w:proofErr w:type="spellEnd"/>
             <w:r>
               <w:rPr>
+                <w:rFonts w:ascii="Times New Roman" w:hAnsi="Times New Roman" w:cs="Times New Roman"/>
                 <w:b/>
                 <w:bCs/>
               </w:rPr>
@@ -207,7 +249,15 @@
             </w:tcMar>
           </w:tcPr>
           <w:p>
+            <w:pPr>
+              <w:rPr>
+                <w:rFonts w:ascii="Times New Roman" w:hAnsi="Times New Roman" w:cs="Times New Roman"/>
+              </w:rPr>
+            </w:pPr>
             <w:r>
+              <w:rPr>
+                <w:rFonts w:ascii="Times New Roman" w:hAnsi="Times New Roman" w:cs="Times New Roman"/>
+              </w:rPr>
               <w:t>220670132018</w:t>
             </w:r>
           </w:p>
@@ -231,8 +281,14 @@
             </w:tcMar>
           </w:tcPr>
           <w:p>
+            <w:pPr>
+              <w:rPr>
+                <w:rFonts w:ascii="Times New Roman" w:hAnsi="Times New Roman" w:cs="Times New Roman"/>
+              </w:rPr>
+            </w:pPr>
             <w:r>
               <w:rPr>
+                <w:rFonts w:ascii="Times New Roman" w:hAnsi="Times New Roman" w:cs="Times New Roman"/>
                 <w:b/>
                 <w:bCs/>
               </w:rPr>
@@ -257,7 +313,15 @@
             </w:tcMar>
           </w:tcPr>
           <w:p>
+            <w:pPr>
+              <w:rPr>
+                <w:rFonts w:ascii="Times New Roman" w:hAnsi="Times New Roman" w:cs="Times New Roman"/>
+              </w:rPr>
+            </w:pPr>
             <w:r>
+              <w:rPr>
+                <w:rFonts w:ascii="Times New Roman" w:hAnsi="Times New Roman" w:cs="Times New Roman"/>
+              </w:rPr>
               <w:t>January 8, 2026 - January 14, 2026 (Week 2)</w:t>
             </w:r>
           </w:p>
@@ -281,8 +345,14 @@
             </w:tcMar>
           </w:tcPr>
           <w:p>
+            <w:pPr>
+              <w:rPr>
+                <w:rFonts w:ascii="Times New Roman" w:hAnsi="Times New Roman" w:cs="Times New Roman"/>
+              </w:rPr>
+            </w:pPr>
             <w:r>
               <w:rPr>
+                <w:rFonts w:ascii="Times New Roman" w:hAnsi="Times New Roman" w:cs="Times New Roman"/>
                 <w:b/>
                 <w:bCs/>
               </w:rPr>
@@ -307,15 +377,29 @@
             </w:tcMar>
           </w:tcPr>
           <w:p>
+            <w:pPr>
+              <w:rPr>
+                <w:rFonts w:ascii="Times New Roman" w:hAnsi="Times New Roman" w:cs="Times New Roman"/>
+              </w:rPr>
+            </w:pPr>
             <w:r>
+              <w:rPr>
+                <w:rFonts w:ascii="Times New Roman" w:hAnsi="Times New Roman" w:cs="Times New Roman"/>
+              </w:rPr>
               <w:t xml:space="preserve">Microsoft Elevate Program (via </w:t>
             </w:r>
             <w:proofErr w:type="spellStart"/>
             <w:r>
+              <w:rPr>
+                <w:rFonts w:ascii="Times New Roman" w:hAnsi="Times New Roman" w:cs="Times New Roman"/>
+              </w:rPr>
               <w:t>Edunet</w:t>
             </w:r>
             <w:proofErr w:type="spellEnd"/>
             <w:r>
+              <w:rPr>
+                <w:rFonts w:ascii="Times New Roman" w:hAnsi="Times New Roman" w:cs="Times New Roman"/>
+              </w:rPr>
               <w:t xml:space="preserve"> Foundation &amp; FICE Education)</w:t>
             </w:r>
           </w:p>
@@ -339,8 +423,14 @@
             </w:tcMar>
           </w:tcPr>
           <w:p>
+            <w:pPr>
+              <w:rPr>
+                <w:rFonts w:ascii="Times New Roman" w:hAnsi="Times New Roman" w:cs="Times New Roman"/>
+              </w:rPr>
+            </w:pPr>
             <w:r>
               <w:rPr>
+                <w:rFonts w:ascii="Times New Roman" w:hAnsi="Times New Roman" w:cs="Times New Roman"/>
                 <w:b/>
                 <w:bCs/>
               </w:rPr>
@@ -365,7 +455,15 @@
             </w:tcMar>
           </w:tcPr>
           <w:p>
+            <w:pPr>
+              <w:rPr>
+                <w:rFonts w:ascii="Times New Roman" w:hAnsi="Times New Roman" w:cs="Times New Roman"/>
+              </w:rPr>
+            </w:pPr>
             <w:r>
+              <w:rPr>
+                <w:rFonts w:ascii="Times New Roman" w:hAnsi="Times New Roman" w:cs="Times New Roman"/>
+              </w:rPr>
               <w:t>Adarsh Gupta</w:t>
             </w:r>
           </w:p>
@@ -389,8 +487,14 @@
             </w:tcMar>
           </w:tcPr>
           <w:p>
+            <w:pPr>
+              <w:rPr>
+                <w:rFonts w:ascii="Times New Roman" w:hAnsi="Times New Roman" w:cs="Times New Roman"/>
+              </w:rPr>
+            </w:pPr>
             <w:r>
               <w:rPr>
+                <w:rFonts w:ascii="Times New Roman" w:hAnsi="Times New Roman" w:cs="Times New Roman"/>
                 <w:b/>
                 <w:bCs/>
               </w:rPr>
@@ -415,7 +519,15 @@
             </w:tcMar>
           </w:tcPr>
           <w:p>
+            <w:pPr>
+              <w:rPr>
+                <w:rFonts w:ascii="Times New Roman" w:hAnsi="Times New Roman" w:cs="Times New Roman"/>
+              </w:rPr>
+            </w:pPr>
             <w:r>
+              <w:rPr>
+                <w:rFonts w:ascii="Times New Roman" w:hAnsi="Times New Roman" w:cs="Times New Roman"/>
+              </w:rPr>
               <w:t>0124-4080107</w:t>
             </w:r>
           </w:p>
@@ -439,8 +551,14 @@
             </w:tcMar>
           </w:tcPr>
           <w:p>
+            <w:pPr>
+              <w:rPr>
+                <w:rFonts w:ascii="Times New Roman" w:hAnsi="Times New Roman" w:cs="Times New Roman"/>
+              </w:rPr>
+            </w:pPr>
             <w:r>
               <w:rPr>
+                <w:rFonts w:ascii="Times New Roman" w:hAnsi="Times New Roman" w:cs="Times New Roman"/>
                 <w:b/>
                 <w:bCs/>
               </w:rPr>
@@ -465,7 +583,15 @@
             </w:tcMar>
           </w:tcPr>
           <w:p>
+            <w:pPr>
+              <w:rPr>
+                <w:rFonts w:ascii="Times New Roman" w:hAnsi="Times New Roman" w:cs="Times New Roman"/>
+              </w:rPr>
+            </w:pPr>
             <w:r>
+              <w:rPr>
+                <w:rFonts w:ascii="Times New Roman" w:hAnsi="Times New Roman" w:cs="Times New Roman"/>
+              </w:rPr>
               <w:t>Chintan Rana</w:t>
             </w:r>
           </w:p>
@@ -475,22 +601,37 @@
     <w:p>
       <w:pPr>
         <w:spacing w:after="300"/>
+        <w:rPr>
+          <w:rFonts w:ascii="Times New Roman" w:hAnsi="Times New Roman" w:cs="Times New Roman"/>
+        </w:rPr>
       </w:pPr>
     </w:p>
     <w:p>
       <w:pPr>
         <w:pStyle w:val="Heading1"/>
         <w:spacing w:before="300" w:after="200"/>
-      </w:pPr>
-      <w:r>
+        <w:rPr>
+          <w:rFonts w:ascii="Times New Roman" w:hAnsi="Times New Roman" w:cs="Times New Roman"/>
+        </w:rPr>
+      </w:pPr>
+      <w:r>
+        <w:rPr>
+          <w:rFonts w:ascii="Times New Roman" w:hAnsi="Times New Roman" w:cs="Times New Roman"/>
+        </w:rPr>
         <w:t>Work done in last Week with description:</w:t>
       </w:r>
     </w:p>
     <w:p>
       <w:pPr>
         <w:pStyle w:val="Heading2"/>
-      </w:pPr>
-      <w:r>
+        <w:rPr>
+          <w:rFonts w:ascii="Times New Roman" w:hAnsi="Times New Roman" w:cs="Times New Roman"/>
+        </w:rPr>
+      </w:pPr>
+      <w:r>
+        <w:rPr>
+          <w:rFonts w:ascii="Times New Roman" w:hAnsi="Times New Roman" w:cs="Times New Roman"/>
+        </w:rPr>
         <w:t>1. Week 2 Module: Data Cleaning &amp; Preprocessing</w:t>
       </w:r>
     </w:p>
@@ -498,16 +639,28 @@
       <w:pPr>
         <w:pStyle w:val="Heading3"/>
         <w:spacing w:before="100"/>
-      </w:pPr>
-      <w:r>
+        <w:rPr>
+          <w:rFonts w:ascii="Times New Roman" w:hAnsi="Times New Roman" w:cs="Times New Roman"/>
+        </w:rPr>
+      </w:pPr>
+      <w:r>
+        <w:rPr>
+          <w:rFonts w:ascii="Times New Roman" w:hAnsi="Times New Roman" w:cs="Times New Roman"/>
+        </w:rPr>
         <w:t>Description:</w:t>
       </w:r>
     </w:p>
     <w:p>
       <w:pPr>
         <w:spacing w:after="100"/>
-      </w:pPr>
-      <w:r>
+        <w:rPr>
+          <w:rFonts w:ascii="Times New Roman" w:hAnsi="Times New Roman" w:cs="Times New Roman"/>
+        </w:rPr>
+      </w:pPr>
+      <w:r>
+        <w:rPr>
+          <w:rFonts w:ascii="Times New Roman" w:hAnsi="Times New Roman" w:cs="Times New Roman"/>
+        </w:rPr>
         <w:t>Attended live session on "Data Cleaning &amp; Preprocessing" which covered techniques for handling real-world messy datasets. Learned about missing value imputation, outlier detection, data normalization, and feature engineering.</w:t>
       </w:r>
     </w:p>
@@ -515,8 +668,14 @@
       <w:pPr>
         <w:pStyle w:val="Heading3"/>
         <w:spacing w:before="100"/>
-      </w:pPr>
-      <w:r>
+        <w:rPr>
+          <w:rFonts w:ascii="Times New Roman" w:hAnsi="Times New Roman" w:cs="Times New Roman"/>
+        </w:rPr>
+      </w:pPr>
+      <w:r>
+        <w:rPr>
+          <w:rFonts w:ascii="Times New Roman" w:hAnsi="Times New Roman" w:cs="Times New Roman"/>
+        </w:rPr>
         <w:t>Key Topics Covered:</w:t>
       </w:r>
     </w:p>
@@ -527,24 +686,42 @@
           <w:ilvl w:val="0"/>
           <w:numId w:val="2"/>
         </w:numPr>
-      </w:pPr>
-      <w:r>
+        <w:rPr>
+          <w:rFonts w:ascii="Times New Roman" w:hAnsi="Times New Roman" w:cs="Times New Roman"/>
+        </w:rPr>
+      </w:pPr>
+      <w:r>
+        <w:rPr>
+          <w:rFonts w:ascii="Times New Roman" w:hAnsi="Times New Roman" w:cs="Times New Roman"/>
+        </w:rPr>
         <w:t>Identifying and handling missing data (</w:t>
       </w:r>
       <w:proofErr w:type="spellStart"/>
       <w:r>
+        <w:rPr>
+          <w:rFonts w:ascii="Times New Roman" w:hAnsi="Times New Roman" w:cs="Times New Roman"/>
+        </w:rPr>
         <w:t>dropna</w:t>
       </w:r>
       <w:proofErr w:type="spellEnd"/>
       <w:r>
+        <w:rPr>
+          <w:rFonts w:ascii="Times New Roman" w:hAnsi="Times New Roman" w:cs="Times New Roman"/>
+        </w:rPr>
         <w:t xml:space="preserve">, </w:t>
       </w:r>
       <w:proofErr w:type="spellStart"/>
       <w:r>
+        <w:rPr>
+          <w:rFonts w:ascii="Times New Roman" w:hAnsi="Times New Roman" w:cs="Times New Roman"/>
+        </w:rPr>
         <w:t>fillna</w:t>
       </w:r>
       <w:proofErr w:type="spellEnd"/>
       <w:r>
+        <w:rPr>
+          <w:rFonts w:ascii="Times New Roman" w:hAnsi="Times New Roman" w:cs="Times New Roman"/>
+        </w:rPr>
         <w:t xml:space="preserve"> strategies)</w:t>
       </w:r>
     </w:p>
@@ -555,8 +732,14 @@
           <w:ilvl w:val="0"/>
           <w:numId w:val="2"/>
         </w:numPr>
-      </w:pPr>
-      <w:r>
+        <w:rPr>
+          <w:rFonts w:ascii="Times New Roman" w:hAnsi="Times New Roman" w:cs="Times New Roman"/>
+        </w:rPr>
+      </w:pPr>
+      <w:r>
+        <w:rPr>
+          <w:rFonts w:ascii="Times New Roman" w:hAnsi="Times New Roman" w:cs="Times New Roman"/>
+        </w:rPr>
         <w:t>Outlier detection using IQR and Z-score methods</w:t>
       </w:r>
     </w:p>
@@ -567,8 +750,14 @@
           <w:ilvl w:val="0"/>
           <w:numId w:val="2"/>
         </w:numPr>
-      </w:pPr>
-      <w:r>
+        <w:rPr>
+          <w:rFonts w:ascii="Times New Roman" w:hAnsi="Times New Roman" w:cs="Times New Roman"/>
+        </w:rPr>
+      </w:pPr>
+      <w:r>
+        <w:rPr>
+          <w:rFonts w:ascii="Times New Roman" w:hAnsi="Times New Roman" w:cs="Times New Roman"/>
+        </w:rPr>
         <w:t>Data normalization techniques (Min-Max scaling, Standardization)</w:t>
       </w:r>
     </w:p>
@@ -579,8 +768,14 @@
           <w:ilvl w:val="0"/>
           <w:numId w:val="2"/>
         </w:numPr>
-      </w:pPr>
-      <w:r>
+        <w:rPr>
+          <w:rFonts w:ascii="Times New Roman" w:hAnsi="Times New Roman" w:cs="Times New Roman"/>
+        </w:rPr>
+      </w:pPr>
+      <w:r>
+        <w:rPr>
+          <w:rFonts w:ascii="Times New Roman" w:hAnsi="Times New Roman" w:cs="Times New Roman"/>
+        </w:rPr>
         <w:t>Handling categorical data (One-Hot Encoding, Label Encoding)</w:t>
       </w:r>
     </w:p>
@@ -591,17 +786,27 @@
           <w:ilvl w:val="0"/>
           <w:numId w:val="2"/>
         </w:numPr>
-      </w:pPr>
-      <w:r>
+        <w:rPr>
+          <w:rFonts w:ascii="Times New Roman" w:hAnsi="Times New Roman" w:cs="Times New Roman"/>
+        </w:rPr>
+      </w:pPr>
+      <w:r>
+        <w:rPr>
+          <w:rFonts w:ascii="Times New Roman" w:hAnsi="Times New Roman" w:cs="Times New Roman"/>
+        </w:rPr>
         <w:t>Date-time data processing</w:t>
       </w:r>
     </w:p>
     <w:p>
       <w:pPr>
         <w:spacing w:after="200"/>
-      </w:pPr>
-      <w:r>
-        <w:rPr>
+        <w:rPr>
+          <w:rFonts w:ascii="Times New Roman" w:hAnsi="Times New Roman" w:cs="Times New Roman"/>
+        </w:rPr>
+      </w:pPr>
+      <w:r>
+        <w:rPr>
+          <w:rFonts w:ascii="Times New Roman" w:hAnsi="Times New Roman" w:cs="Times New Roman"/>
           <w:noProof/>
         </w:rPr>
         <w:lastRenderedPageBreak/>
@@ -651,9 +856,13 @@
     <w:p>
       <w:pPr>
         <w:jc w:val="center"/>
-      </w:pPr>
-      <w:r>
-        <w:rPr>
+        <w:rPr>
+          <w:rFonts w:ascii="Times New Roman" w:hAnsi="Times New Roman" w:cs="Times New Roman"/>
+        </w:rPr>
+      </w:pPr>
+      <w:r>
+        <w:rPr>
+          <w:rFonts w:ascii="Times New Roman" w:hAnsi="Times New Roman" w:cs="Times New Roman"/>
           <w:i/>
           <w:color w:val="404040"/>
           <w:sz w:val="20"/>
@@ -664,18 +873,30 @@
     <w:p>
       <w:pPr>
         <w:spacing w:after="200"/>
+        <w:rPr>
+          <w:rFonts w:ascii="Times New Roman" w:hAnsi="Times New Roman" w:cs="Times New Roman"/>
+        </w:rPr>
       </w:pPr>
     </w:p>
     <w:p>
       <w:pPr>
         <w:spacing w:after="200"/>
+        <w:rPr>
+          <w:rFonts w:ascii="Times New Roman" w:hAnsi="Times New Roman" w:cs="Times New Roman"/>
+        </w:rPr>
       </w:pPr>
     </w:p>
     <w:p>
       <w:pPr>
         <w:pStyle w:val="Heading2"/>
-      </w:pPr>
-      <w:r>
+        <w:rPr>
+          <w:rFonts w:ascii="Times New Roman" w:hAnsi="Times New Roman" w:cs="Times New Roman"/>
+        </w:rPr>
+      </w:pPr>
+      <w:r>
+        <w:rPr>
+          <w:rFonts w:ascii="Times New Roman" w:hAnsi="Times New Roman" w:cs="Times New Roman"/>
+        </w:rPr>
         <w:t>2. Week 2 Module: Exploratory Data Analysis (EDA)</w:t>
       </w:r>
     </w:p>
@@ -683,16 +904,28 @@
       <w:pPr>
         <w:pStyle w:val="Heading3"/>
         <w:spacing w:before="100"/>
-      </w:pPr>
-      <w:r>
+        <w:rPr>
+          <w:rFonts w:ascii="Times New Roman" w:hAnsi="Times New Roman" w:cs="Times New Roman"/>
+        </w:rPr>
+      </w:pPr>
+      <w:r>
+        <w:rPr>
+          <w:rFonts w:ascii="Times New Roman" w:hAnsi="Times New Roman" w:cs="Times New Roman"/>
+        </w:rPr>
         <w:t>Description:</w:t>
       </w:r>
     </w:p>
     <w:p>
       <w:pPr>
         <w:spacing w:after="100"/>
-      </w:pPr>
-      <w:r>
+        <w:rPr>
+          <w:rFonts w:ascii="Times New Roman" w:hAnsi="Times New Roman" w:cs="Times New Roman"/>
+        </w:rPr>
+      </w:pPr>
+      <w:r>
+        <w:rPr>
+          <w:rFonts w:ascii="Times New Roman" w:hAnsi="Times New Roman" w:cs="Times New Roman"/>
+        </w:rPr>
         <w:t>Participated in "Exploratory Data Analysis (EDA)" session focusing on understanding data distributions, relationships, and patterns through statistical analysis and visualization.</w:t>
       </w:r>
     </w:p>
@@ -700,8 +933,14 @@
       <w:pPr>
         <w:pStyle w:val="Heading3"/>
         <w:spacing w:before="100"/>
-      </w:pPr>
-      <w:r>
+        <w:rPr>
+          <w:rFonts w:ascii="Times New Roman" w:hAnsi="Times New Roman" w:cs="Times New Roman"/>
+        </w:rPr>
+      </w:pPr>
+      <w:r>
+        <w:rPr>
+          <w:rFonts w:ascii="Times New Roman" w:hAnsi="Times New Roman" w:cs="Times New Roman"/>
+        </w:rPr>
         <w:t>Key Topics Covered:</w:t>
       </w:r>
     </w:p>
@@ -712,8 +951,14 @@
           <w:ilvl w:val="0"/>
           <w:numId w:val="2"/>
         </w:numPr>
-      </w:pPr>
-      <w:r>
+        <w:rPr>
+          <w:rFonts w:ascii="Times New Roman" w:hAnsi="Times New Roman" w:cs="Times New Roman"/>
+        </w:rPr>
+      </w:pPr>
+      <w:r>
+        <w:rPr>
+          <w:rFonts w:ascii="Times New Roman" w:hAnsi="Times New Roman" w:cs="Times New Roman"/>
+        </w:rPr>
         <w:t>Statistical summary (mean, median, std, quantiles)</w:t>
       </w:r>
     </w:p>
@@ -724,8 +969,14 @@
           <w:ilvl w:val="0"/>
           <w:numId w:val="2"/>
         </w:numPr>
-      </w:pPr>
-      <w:r>
+        <w:rPr>
+          <w:rFonts w:ascii="Times New Roman" w:hAnsi="Times New Roman" w:cs="Times New Roman"/>
+        </w:rPr>
+      </w:pPr>
+      <w:r>
+        <w:rPr>
+          <w:rFonts w:ascii="Times New Roman" w:hAnsi="Times New Roman" w:cs="Times New Roman"/>
+        </w:rPr>
         <w:t>Data distribution analysis (histograms, box plots)</w:t>
       </w:r>
     </w:p>
@@ -736,8 +987,14 @@
           <w:ilvl w:val="0"/>
           <w:numId w:val="2"/>
         </w:numPr>
-      </w:pPr>
-      <w:r>
+        <w:rPr>
+          <w:rFonts w:ascii="Times New Roman" w:hAnsi="Times New Roman" w:cs="Times New Roman"/>
+        </w:rPr>
+      </w:pPr>
+      <w:r>
+        <w:rPr>
+          <w:rFonts w:ascii="Times New Roman" w:hAnsi="Times New Roman" w:cs="Times New Roman"/>
+        </w:rPr>
         <w:t>Correlation analysis and heatmaps</w:t>
       </w:r>
     </w:p>
@@ -748,8 +1005,14 @@
           <w:ilvl w:val="0"/>
           <w:numId w:val="2"/>
         </w:numPr>
-      </w:pPr>
-      <w:r>
+        <w:rPr>
+          <w:rFonts w:ascii="Times New Roman" w:hAnsi="Times New Roman" w:cs="Times New Roman"/>
+        </w:rPr>
+      </w:pPr>
+      <w:r>
+        <w:rPr>
+          <w:rFonts w:ascii="Times New Roman" w:hAnsi="Times New Roman" w:cs="Times New Roman"/>
+        </w:rPr>
         <w:t>Identifying patterns and trends in data</w:t>
       </w:r>
     </w:p>
@@ -760,22 +1023,32 @@
           <w:ilvl w:val="0"/>
           <w:numId w:val="2"/>
         </w:numPr>
-      </w:pPr>
-      <w:r>
+        <w:rPr>
+          <w:rFonts w:ascii="Times New Roman" w:hAnsi="Times New Roman" w:cs="Times New Roman"/>
+        </w:rPr>
+      </w:pPr>
+      <w:r>
+        <w:rPr>
+          <w:rFonts w:ascii="Times New Roman" w:hAnsi="Times New Roman" w:cs="Times New Roman"/>
+        </w:rPr>
         <w:t>EDA best practices and reporting</w:t>
       </w:r>
     </w:p>
     <w:p>
       <w:pPr>
         <w:ind w:left="360"/>
-      </w:pPr>
-      <w:r>
-        <w:rPr>
+        <w:rPr>
+          <w:rFonts w:ascii="Times New Roman" w:hAnsi="Times New Roman" w:cs="Times New Roman"/>
+        </w:rPr>
+      </w:pPr>
+      <w:r>
+        <w:rPr>
+          <w:rFonts w:ascii="Times New Roman" w:hAnsi="Times New Roman" w:cs="Times New Roman"/>
           <w:noProof/>
         </w:rPr>
         <w:lastRenderedPageBreak/>
         <w:drawing>
-          <wp:inline distT="0" distB="0" distL="0" distR="0" wp14:anchorId="0329A684" wp14:editId="0CE2DBAB">
+          <wp:inline distT="0" distB="0" distL="0" distR="0" wp14:anchorId="0329A684" wp14:editId="4402B456">
             <wp:extent cx="5539740" cy="3957126"/>
             <wp:effectExtent l="0" t="0" r="3810" b="5715"/>
             <wp:docPr id="516296835" name="Picture 2"/>
@@ -820,13 +1093,22 @@
     <w:p>
       <w:pPr>
         <w:spacing w:after="200"/>
+        <w:rPr>
+          <w:rFonts w:ascii="Times New Roman" w:hAnsi="Times New Roman" w:cs="Times New Roman"/>
+        </w:rPr>
       </w:pPr>
     </w:p>
     <w:p>
       <w:pPr>
         <w:pStyle w:val="Heading2"/>
-      </w:pPr>
-      <w:r>
+        <w:rPr>
+          <w:rFonts w:ascii="Times New Roman" w:hAnsi="Times New Roman" w:cs="Times New Roman"/>
+        </w:rPr>
+      </w:pPr>
+      <w:r>
+        <w:rPr>
+          <w:rFonts w:ascii="Times New Roman" w:hAnsi="Times New Roman" w:cs="Times New Roman"/>
+        </w:rPr>
         <w:t>3. Week 2 Module: Data Visualization with Matplotlib &amp; Seaborn</w:t>
       </w:r>
     </w:p>
@@ -834,16 +1116,28 @@
       <w:pPr>
         <w:pStyle w:val="Heading3"/>
         <w:spacing w:before="100"/>
-      </w:pPr>
-      <w:r>
+        <w:rPr>
+          <w:rFonts w:ascii="Times New Roman" w:hAnsi="Times New Roman" w:cs="Times New Roman"/>
+        </w:rPr>
+      </w:pPr>
+      <w:r>
+        <w:rPr>
+          <w:rFonts w:ascii="Times New Roman" w:hAnsi="Times New Roman" w:cs="Times New Roman"/>
+        </w:rPr>
         <w:t>Description:</w:t>
       </w:r>
     </w:p>
     <w:p>
       <w:pPr>
         <w:spacing w:after="100"/>
-      </w:pPr>
-      <w:r>
+        <w:rPr>
+          <w:rFonts w:ascii="Times New Roman" w:hAnsi="Times New Roman" w:cs="Times New Roman"/>
+        </w:rPr>
+      </w:pPr>
+      <w:r>
+        <w:rPr>
+          <w:rFonts w:ascii="Times New Roman" w:hAnsi="Times New Roman" w:cs="Times New Roman"/>
+        </w:rPr>
         <w:t>Completed "Data Visualization" module learning to create effective visualizations for data communication using Python libraries Matplotlib and Seaborn.</w:t>
       </w:r>
     </w:p>
@@ -851,8 +1145,14 @@
       <w:pPr>
         <w:pStyle w:val="Heading3"/>
         <w:spacing w:before="100"/>
-      </w:pPr>
-      <w:r>
+        <w:rPr>
+          <w:rFonts w:ascii="Times New Roman" w:hAnsi="Times New Roman" w:cs="Times New Roman"/>
+        </w:rPr>
+      </w:pPr>
+      <w:r>
+        <w:rPr>
+          <w:rFonts w:ascii="Times New Roman" w:hAnsi="Times New Roman" w:cs="Times New Roman"/>
+        </w:rPr>
         <w:t>Key Visualizations Learned:</w:t>
       </w:r>
     </w:p>
@@ -863,8 +1163,14 @@
           <w:ilvl w:val="0"/>
           <w:numId w:val="2"/>
         </w:numPr>
-      </w:pPr>
-      <w:r>
+        <w:rPr>
+          <w:rFonts w:ascii="Times New Roman" w:hAnsi="Times New Roman" w:cs="Times New Roman"/>
+        </w:rPr>
+      </w:pPr>
+      <w:r>
+        <w:rPr>
+          <w:rFonts w:ascii="Times New Roman" w:hAnsi="Times New Roman" w:cs="Times New Roman"/>
+        </w:rPr>
         <w:t>Line plots for time-series data</w:t>
       </w:r>
     </w:p>
@@ -875,8 +1181,14 @@
           <w:ilvl w:val="0"/>
           <w:numId w:val="2"/>
         </w:numPr>
-      </w:pPr>
-      <w:r>
+        <w:rPr>
+          <w:rFonts w:ascii="Times New Roman" w:hAnsi="Times New Roman" w:cs="Times New Roman"/>
+        </w:rPr>
+      </w:pPr>
+      <w:r>
+        <w:rPr>
+          <w:rFonts w:ascii="Times New Roman" w:hAnsi="Times New Roman" w:cs="Times New Roman"/>
+        </w:rPr>
         <w:t>Bar charts for categorical comparisons</w:t>
       </w:r>
     </w:p>
@@ -887,8 +1199,14 @@
           <w:ilvl w:val="0"/>
           <w:numId w:val="2"/>
         </w:numPr>
-      </w:pPr>
-      <w:r>
+        <w:rPr>
+          <w:rFonts w:ascii="Times New Roman" w:hAnsi="Times New Roman" w:cs="Times New Roman"/>
+        </w:rPr>
+      </w:pPr>
+      <w:r>
+        <w:rPr>
+          <w:rFonts w:ascii="Times New Roman" w:hAnsi="Times New Roman" w:cs="Times New Roman"/>
+        </w:rPr>
         <w:t>Scatter plots for relationship analysis</w:t>
       </w:r>
     </w:p>
@@ -899,8 +1217,14 @@
           <w:ilvl w:val="0"/>
           <w:numId w:val="2"/>
         </w:numPr>
-      </w:pPr>
-      <w:r>
+        <w:rPr>
+          <w:rFonts w:ascii="Times New Roman" w:hAnsi="Times New Roman" w:cs="Times New Roman"/>
+        </w:rPr>
+      </w:pPr>
+      <w:r>
+        <w:rPr>
+          <w:rFonts w:ascii="Times New Roman" w:hAnsi="Times New Roman" w:cs="Times New Roman"/>
+        </w:rPr>
         <w:t>Heatmaps for correlation matrices</w:t>
       </w:r>
     </w:p>
@@ -911,8 +1235,14 @@
           <w:ilvl w:val="0"/>
           <w:numId w:val="2"/>
         </w:numPr>
-      </w:pPr>
-      <w:r>
+        <w:rPr>
+          <w:rFonts w:ascii="Times New Roman" w:hAnsi="Times New Roman" w:cs="Times New Roman"/>
+        </w:rPr>
+      </w:pPr>
+      <w:r>
+        <w:rPr>
+          <w:rFonts w:ascii="Times New Roman" w:hAnsi="Times New Roman" w:cs="Times New Roman"/>
+        </w:rPr>
         <w:t>Box plots for outlier visualization</w:t>
       </w:r>
     </w:p>
@@ -923,25 +1253,41 @@
           <w:ilvl w:val="0"/>
           <w:numId w:val="2"/>
         </w:numPr>
-      </w:pPr>
-      <w:r>
+        <w:rPr>
+          <w:rFonts w:ascii="Times New Roman" w:hAnsi="Times New Roman" w:cs="Times New Roman"/>
+        </w:rPr>
+      </w:pPr>
+      <w:r>
+        <w:rPr>
+          <w:rFonts w:ascii="Times New Roman" w:hAnsi="Times New Roman" w:cs="Times New Roman"/>
+        </w:rPr>
         <w:t xml:space="preserve">Customizing plots (titles, labels, </w:t>
       </w:r>
       <w:proofErr w:type="spellStart"/>
       <w:r>
+        <w:rPr>
+          <w:rFonts w:ascii="Times New Roman" w:hAnsi="Times New Roman" w:cs="Times New Roman"/>
+        </w:rPr>
         <w:t>colors</w:t>
       </w:r>
       <w:proofErr w:type="spellEnd"/>
       <w:r>
+        <w:rPr>
+          <w:rFonts w:ascii="Times New Roman" w:hAnsi="Times New Roman" w:cs="Times New Roman"/>
+        </w:rPr>
         <w:t>, legends)</w:t>
       </w:r>
     </w:p>
     <w:p>
       <w:pPr>
         <w:spacing w:after="200"/>
-      </w:pPr>
-      <w:r>
-        <w:rPr>
+        <w:rPr>
+          <w:rFonts w:ascii="Times New Roman" w:hAnsi="Times New Roman" w:cs="Times New Roman"/>
+        </w:rPr>
+      </w:pPr>
+      <w:r>
+        <w:rPr>
+          <w:rFonts w:ascii="Times New Roman" w:hAnsi="Times New Roman" w:cs="Times New Roman"/>
           <w:noProof/>
         </w:rPr>
         <w:lastRenderedPageBreak/>
@@ -991,13 +1337,22 @@
     <w:p>
       <w:pPr>
         <w:spacing w:after="200"/>
+        <w:rPr>
+          <w:rFonts w:ascii="Times New Roman" w:hAnsi="Times New Roman" w:cs="Times New Roman"/>
+        </w:rPr>
       </w:pPr>
     </w:p>
     <w:p>
       <w:pPr>
         <w:pStyle w:val="Heading2"/>
-      </w:pPr>
-      <w:r>
+        <w:rPr>
+          <w:rFonts w:ascii="Times New Roman" w:hAnsi="Times New Roman" w:cs="Times New Roman"/>
+        </w:rPr>
+      </w:pPr>
+      <w:r>
+        <w:rPr>
+          <w:rFonts w:ascii="Times New Roman" w:hAnsi="Times New Roman" w:cs="Times New Roman"/>
+        </w:rPr>
         <w:t>4. GTU Project Ideation and Planning (Border Defence Domain)</w:t>
       </w:r>
     </w:p>
@@ -1005,16 +1360,28 @@
       <w:pPr>
         <w:pStyle w:val="Heading3"/>
         <w:spacing w:before="100"/>
-      </w:pPr>
-      <w:r>
+        <w:rPr>
+          <w:rFonts w:ascii="Times New Roman" w:hAnsi="Times New Roman" w:cs="Times New Roman"/>
+        </w:rPr>
+      </w:pPr>
+      <w:r>
+        <w:rPr>
+          <w:rFonts w:ascii="Times New Roman" w:hAnsi="Times New Roman" w:cs="Times New Roman"/>
+        </w:rPr>
         <w:t>Description:</w:t>
       </w:r>
     </w:p>
     <w:p>
       <w:pPr>
         <w:spacing w:after="100"/>
-      </w:pPr>
-      <w:r>
+        <w:rPr>
+          <w:rFonts w:ascii="Times New Roman" w:hAnsi="Times New Roman" w:cs="Times New Roman"/>
+        </w:rPr>
+      </w:pPr>
+      <w:r>
+        <w:rPr>
+          <w:rFonts w:ascii="Times New Roman" w:hAnsi="Times New Roman" w:cs="Times New Roman"/>
+        </w:rPr>
         <w:t>Finalized project idea for GTU internship under "Border Defence and Surveillance" problem domain. Conducted detailed planning session and created project roadmap.</w:t>
       </w:r>
     </w:p>
@@ -1022,17 +1389,27 @@
       <w:pPr>
         <w:pStyle w:val="Heading3"/>
         <w:spacing w:before="100"/>
-      </w:pPr>
-      <w:r>
+        <w:rPr>
+          <w:rFonts w:ascii="Times New Roman" w:hAnsi="Times New Roman" w:cs="Times New Roman"/>
+        </w:rPr>
+      </w:pPr>
+      <w:r>
+        <w:rPr>
+          <w:rFonts w:ascii="Times New Roman" w:hAnsi="Times New Roman" w:cs="Times New Roman"/>
+        </w:rPr>
         <w:t>Project Title:</w:t>
       </w:r>
     </w:p>
     <w:p>
       <w:pPr>
         <w:spacing w:after="120"/>
-      </w:pPr>
-      <w:r>
-        <w:rPr>
+        <w:rPr>
+          <w:rFonts w:ascii="Times New Roman" w:hAnsi="Times New Roman" w:cs="Times New Roman"/>
+        </w:rPr>
+      </w:pPr>
+      <w:r>
+        <w:rPr>
+          <w:rFonts w:ascii="Times New Roman" w:hAnsi="Times New Roman" w:cs="Times New Roman"/>
           <w:b/>
           <w:bCs/>
           <w:i/>
@@ -1045,8 +1422,14 @@
       <w:pPr>
         <w:pStyle w:val="Heading3"/>
         <w:spacing w:before="100"/>
-      </w:pPr>
-      <w:r>
+        <w:rPr>
+          <w:rFonts w:ascii="Times New Roman" w:hAnsi="Times New Roman" w:cs="Times New Roman"/>
+        </w:rPr>
+      </w:pPr>
+      <w:r>
+        <w:rPr>
+          <w:rFonts w:ascii="Times New Roman" w:hAnsi="Times New Roman" w:cs="Times New Roman"/>
+        </w:rPr>
         <w:t>Work Completed:</w:t>
       </w:r>
     </w:p>
@@ -1057,13 +1440,22 @@
           <w:ilvl w:val="0"/>
           <w:numId w:val="2"/>
         </w:numPr>
+        <w:rPr>
+          <w:rFonts w:ascii="Times New Roman" w:hAnsi="Times New Roman" w:cs="Times New Roman"/>
+        </w:rPr>
       </w:pPr>
       <w:proofErr w:type="spellStart"/>
       <w:r>
+        <w:rPr>
+          <w:rFonts w:ascii="Times New Roman" w:hAnsi="Times New Roman" w:cs="Times New Roman"/>
+        </w:rPr>
         <w:t>Analyzed</w:t>
       </w:r>
       <w:proofErr w:type="spellEnd"/>
       <w:r>
+        <w:rPr>
+          <w:rFonts w:ascii="Times New Roman" w:hAnsi="Times New Roman" w:cs="Times New Roman"/>
+        </w:rPr>
         <w:t xml:space="preserve"> GTU problem statement requirements thoroughly</w:t>
       </w:r>
     </w:p>
@@ -1074,8 +1466,14 @@
           <w:ilvl w:val="0"/>
           <w:numId w:val="2"/>
         </w:numPr>
-      </w:pPr>
-      <w:r>
+        <w:rPr>
+          <w:rFonts w:ascii="Times New Roman" w:hAnsi="Times New Roman" w:cs="Times New Roman"/>
+        </w:rPr>
+      </w:pPr>
+      <w:r>
+        <w:rPr>
+          <w:rFonts w:ascii="Times New Roman" w:hAnsi="Times New Roman" w:cs="Times New Roman"/>
+        </w:rPr>
         <w:t>Researched existing AI-based surveillance solutions</w:t>
       </w:r>
     </w:p>
@@ -1086,16 +1484,28 @@
           <w:ilvl w:val="0"/>
           <w:numId w:val="2"/>
         </w:numPr>
-      </w:pPr>
-      <w:r>
+        <w:rPr>
+          <w:rFonts w:ascii="Times New Roman" w:hAnsi="Times New Roman" w:cs="Times New Roman"/>
+        </w:rPr>
+      </w:pPr>
+      <w:r>
+        <w:rPr>
+          <w:rFonts w:ascii="Times New Roman" w:hAnsi="Times New Roman" w:cs="Times New Roman"/>
+        </w:rPr>
         <w:t xml:space="preserve">Identified suitable public datasets (UCF-Crime, </w:t>
       </w:r>
       <w:proofErr w:type="spellStart"/>
       <w:r>
+        <w:rPr>
+          <w:rFonts w:ascii="Times New Roman" w:hAnsi="Times New Roman" w:cs="Times New Roman"/>
+        </w:rPr>
         <w:t>xView</w:t>
       </w:r>
       <w:proofErr w:type="spellEnd"/>
       <w:r>
+        <w:rPr>
+          <w:rFonts w:ascii="Times New Roman" w:hAnsi="Times New Roman" w:cs="Times New Roman"/>
+        </w:rPr>
         <w:t>, DOTA)</w:t>
       </w:r>
     </w:p>
@@ -1106,8 +1516,14 @@
           <w:ilvl w:val="0"/>
           <w:numId w:val="2"/>
         </w:numPr>
-      </w:pPr>
-      <w:r>
+        <w:rPr>
+          <w:rFonts w:ascii="Times New Roman" w:hAnsi="Times New Roman" w:cs="Times New Roman"/>
+        </w:rPr>
+      </w:pPr>
+      <w:r>
+        <w:rPr>
+          <w:rFonts w:ascii="Times New Roman" w:hAnsi="Times New Roman" w:cs="Times New Roman"/>
+        </w:rPr>
         <w:t>Defined project objectives using YOLOv8 and Ensemble ML</w:t>
       </w:r>
     </w:p>
@@ -1118,8 +1534,14 @@
           <w:ilvl w:val="0"/>
           <w:numId w:val="2"/>
         </w:numPr>
-      </w:pPr>
-      <w:r>
+        <w:rPr>
+          <w:rFonts w:ascii="Times New Roman" w:hAnsi="Times New Roman" w:cs="Times New Roman"/>
+        </w:rPr>
+      </w:pPr>
+      <w:r>
+        <w:rPr>
+          <w:rFonts w:ascii="Times New Roman" w:hAnsi="Times New Roman" w:cs="Times New Roman"/>
+        </w:rPr>
         <w:t>Planned Azure Cloud deployment and Power BI dashboard</w:t>
       </w:r>
     </w:p>
@@ -1130,8 +1552,14 @@
           <w:ilvl w:val="0"/>
           <w:numId w:val="2"/>
         </w:numPr>
-      </w:pPr>
-      <w:r>
+        <w:rPr>
+          <w:rFonts w:ascii="Times New Roman" w:hAnsi="Times New Roman" w:cs="Times New Roman"/>
+        </w:rPr>
+      </w:pPr>
+      <w:r>
+        <w:rPr>
+          <w:rFonts w:ascii="Times New Roman" w:hAnsi="Times New Roman" w:cs="Times New Roman"/>
+        </w:rPr>
         <w:t>Created 12-week implementation timeline</w:t>
       </w:r>
     </w:p>
@@ -1142,14 +1570,26 @@
           <w:ilvl w:val="0"/>
           <w:numId w:val="2"/>
         </w:numPr>
-      </w:pPr>
-      <w:r>
+        <w:rPr>
+          <w:rFonts w:ascii="Times New Roman" w:hAnsi="Times New Roman" w:cs="Times New Roman"/>
+        </w:rPr>
+      </w:pPr>
+      <w:r>
+        <w:rPr>
+          <w:rFonts w:ascii="Times New Roman" w:hAnsi="Times New Roman" w:cs="Times New Roman"/>
+        </w:rPr>
         <w:t>Drafted project proposal outline</w:t>
       </w:r>
     </w:p>
     <w:p>
-      <w:r>
-        <w:rPr>
+      <w:pPr>
+        <w:rPr>
+          <w:rFonts w:ascii="Times New Roman" w:hAnsi="Times New Roman" w:cs="Times New Roman"/>
+        </w:rPr>
+      </w:pPr>
+      <w:r>
+        <w:rPr>
+          <w:rFonts w:ascii="Times New Roman" w:hAnsi="Times New Roman" w:cs="Times New Roman"/>
           <w:noProof/>
         </w:rPr>
         <w:lastRenderedPageBreak/>
@@ -1193,9 +1633,13 @@
     <w:p>
       <w:pPr>
         <w:jc w:val="center"/>
-      </w:pPr>
-      <w:r>
-        <w:rPr>
+        <w:rPr>
+          <w:rFonts w:ascii="Times New Roman" w:hAnsi="Times New Roman" w:cs="Times New Roman"/>
+        </w:rPr>
+      </w:pPr>
+      <w:r>
+        <w:rPr>
+          <w:rFonts w:ascii="Times New Roman" w:hAnsi="Times New Roman" w:cs="Times New Roman"/>
           <w:i/>
           <w:color w:val="404040"/>
           <w:sz w:val="20"/>
@@ -1203,18 +1647,39 @@
         <w:t>Figure 2: AI-Powered Border Surveillance System Architecture</w:t>
       </w:r>
     </w:p>
-    <w:p/>
-    <w:p/>
+    <w:p>
+      <w:pPr>
+        <w:rPr>
+          <w:rFonts w:ascii="Times New Roman" w:hAnsi="Times New Roman" w:cs="Times New Roman"/>
+        </w:rPr>
+      </w:pPr>
+    </w:p>
+    <w:p>
+      <w:pPr>
+        <w:rPr>
+          <w:rFonts w:ascii="Times New Roman" w:hAnsi="Times New Roman" w:cs="Times New Roman"/>
+        </w:rPr>
+      </w:pPr>
+    </w:p>
     <w:p>
       <w:pPr>
         <w:spacing w:after="200"/>
+        <w:rPr>
+          <w:rFonts w:ascii="Times New Roman" w:hAnsi="Times New Roman" w:cs="Times New Roman"/>
+        </w:rPr>
       </w:pPr>
     </w:p>
     <w:p>
       <w:pPr>
         <w:pStyle w:val="Heading2"/>
-      </w:pPr>
-      <w:r>
+        <w:rPr>
+          <w:rFonts w:ascii="Times New Roman" w:hAnsi="Times New Roman" w:cs="Times New Roman"/>
+        </w:rPr>
+      </w:pPr>
+      <w:r>
+        <w:rPr>
+          <w:rFonts w:ascii="Times New Roman" w:hAnsi="Times New Roman" w:cs="Times New Roman"/>
+        </w:rPr>
         <w:t>5. Research on Datasets and Technologies</w:t>
       </w:r>
     </w:p>
@@ -1222,16 +1687,28 @@
       <w:pPr>
         <w:pStyle w:val="Heading3"/>
         <w:spacing w:before="100"/>
-      </w:pPr>
-      <w:r>
+        <w:rPr>
+          <w:rFonts w:ascii="Times New Roman" w:hAnsi="Times New Roman" w:cs="Times New Roman"/>
+        </w:rPr>
+      </w:pPr>
+      <w:r>
+        <w:rPr>
+          <w:rFonts w:ascii="Times New Roman" w:hAnsi="Times New Roman" w:cs="Times New Roman"/>
+        </w:rPr>
         <w:t>Description:</w:t>
       </w:r>
     </w:p>
     <w:p>
       <w:pPr>
         <w:spacing w:after="100"/>
-      </w:pPr>
-      <w:r>
+        <w:rPr>
+          <w:rFonts w:ascii="Times New Roman" w:hAnsi="Times New Roman" w:cs="Times New Roman"/>
+        </w:rPr>
+      </w:pPr>
+      <w:r>
+        <w:rPr>
+          <w:rFonts w:ascii="Times New Roman" w:hAnsi="Times New Roman" w:cs="Times New Roman"/>
+        </w:rPr>
         <w:t>Conducted research on available datasets for border surveillance and object detection, as well as relevant technologies and frameworks.</w:t>
       </w:r>
     </w:p>
@@ -1239,8 +1716,14 @@
       <w:pPr>
         <w:pStyle w:val="Heading3"/>
         <w:spacing w:before="100"/>
-      </w:pPr>
-      <w:r>
+        <w:rPr>
+          <w:rFonts w:ascii="Times New Roman" w:hAnsi="Times New Roman" w:cs="Times New Roman"/>
+        </w:rPr>
+      </w:pPr>
+      <w:r>
+        <w:rPr>
+          <w:rFonts w:ascii="Times New Roman" w:hAnsi="Times New Roman" w:cs="Times New Roman"/>
+        </w:rPr>
         <w:t>Datasets Explored:</w:t>
       </w:r>
     </w:p>
@@ -1251,15 +1734,22 @@
           <w:ilvl w:val="0"/>
           <w:numId w:val="2"/>
         </w:numPr>
-      </w:pPr>
-      <w:r>
-        <w:rPr>
+        <w:rPr>
+          <w:rFonts w:ascii="Times New Roman" w:hAnsi="Times New Roman" w:cs="Times New Roman"/>
+        </w:rPr>
+      </w:pPr>
+      <w:r>
+        <w:rPr>
+          <w:rFonts w:ascii="Times New Roman" w:hAnsi="Times New Roman" w:cs="Times New Roman"/>
           <w:b/>
           <w:bCs/>
         </w:rPr>
         <w:t xml:space="preserve">UCF-Crime Dataset: </w:t>
       </w:r>
       <w:r>
+        <w:rPr>
+          <w:rFonts w:ascii="Times New Roman" w:hAnsi="Times New Roman" w:cs="Times New Roman"/>
+        </w:rPr>
         <w:t>1,900 videos with 13 anomaly types for training anomaly detection models</w:t>
       </w:r>
     </w:p>
@@ -1270,10 +1760,14 @@
           <w:ilvl w:val="0"/>
           <w:numId w:val="2"/>
         </w:numPr>
+        <w:rPr>
+          <w:rFonts w:ascii="Times New Roman" w:hAnsi="Times New Roman" w:cs="Times New Roman"/>
+        </w:rPr>
       </w:pPr>
       <w:proofErr w:type="spellStart"/>
       <w:r>
         <w:rPr>
+          <w:rFonts w:ascii="Times New Roman" w:hAnsi="Times New Roman" w:cs="Times New Roman"/>
           <w:b/>
           <w:bCs/>
         </w:rPr>
@@ -1282,12 +1776,16 @@
       <w:proofErr w:type="spellEnd"/>
       <w:r>
         <w:rPr>
+          <w:rFonts w:ascii="Times New Roman" w:hAnsi="Times New Roman" w:cs="Times New Roman"/>
           <w:b/>
           <w:bCs/>
         </w:rPr>
         <w:t xml:space="preserve"> Satellite Dataset: </w:t>
       </w:r>
       <w:r>
+        <w:rPr>
+          <w:rFonts w:ascii="Times New Roman" w:hAnsi="Times New Roman" w:cs="Times New Roman"/>
+        </w:rPr>
         <w:t>1 million+ annotated objects in 0.3m resolution satellite imagery</w:t>
       </w:r>
     </w:p>
@@ -1298,29 +1796,45 @@
           <w:ilvl w:val="0"/>
           <w:numId w:val="2"/>
         </w:numPr>
-      </w:pPr>
-      <w:r>
-        <w:rPr>
+        <w:rPr>
+          <w:rFonts w:ascii="Times New Roman" w:hAnsi="Times New Roman" w:cs="Times New Roman"/>
+        </w:rPr>
+      </w:pPr>
+      <w:r>
+        <w:rPr>
+          <w:rFonts w:ascii="Times New Roman" w:hAnsi="Times New Roman" w:cs="Times New Roman"/>
           <w:b/>
           <w:bCs/>
         </w:rPr>
         <w:t xml:space="preserve">DOTA Dataset: </w:t>
       </w:r>
       <w:r>
+        <w:rPr>
+          <w:rFonts w:ascii="Times New Roman" w:hAnsi="Times New Roman" w:cs="Times New Roman"/>
+        </w:rPr>
         <w:t>280,000 annotated objects in 15 categories for aerial detection</w:t>
       </w:r>
     </w:p>
     <w:p>
       <w:pPr>
         <w:spacing w:after="120"/>
+        <w:rPr>
+          <w:rFonts w:ascii="Times New Roman" w:hAnsi="Times New Roman" w:cs="Times New Roman"/>
+        </w:rPr>
       </w:pPr>
     </w:p>
     <w:p>
       <w:pPr>
         <w:pStyle w:val="Heading3"/>
         <w:spacing w:before="100"/>
-      </w:pPr>
-      <w:r>
+        <w:rPr>
+          <w:rFonts w:ascii="Times New Roman" w:hAnsi="Times New Roman" w:cs="Times New Roman"/>
+        </w:rPr>
+      </w:pPr>
+      <w:r>
+        <w:rPr>
+          <w:rFonts w:ascii="Times New Roman" w:hAnsi="Times New Roman" w:cs="Times New Roman"/>
+        </w:rPr>
         <w:t>Technologies Researched:</w:t>
       </w:r>
     </w:p>
@@ -1331,15 +1845,22 @@
           <w:ilvl w:val="0"/>
           <w:numId w:val="2"/>
         </w:numPr>
-      </w:pPr>
-      <w:r>
-        <w:rPr>
+        <w:rPr>
+          <w:rFonts w:ascii="Times New Roman" w:hAnsi="Times New Roman" w:cs="Times New Roman"/>
+        </w:rPr>
+      </w:pPr>
+      <w:r>
+        <w:rPr>
+          <w:rFonts w:ascii="Times New Roman" w:hAnsi="Times New Roman" w:cs="Times New Roman"/>
           <w:b/>
           <w:bCs/>
         </w:rPr>
         <w:t xml:space="preserve">YOLOv8: </w:t>
       </w:r>
       <w:r>
+        <w:rPr>
+          <w:rFonts w:ascii="Times New Roman" w:hAnsi="Times New Roman" w:cs="Times New Roman"/>
+        </w:rPr>
         <w:t>Latest object detection architecture with 30+ FPS processing</w:t>
       </w:r>
     </w:p>
@@ -1350,16 +1871,22 @@
           <w:ilvl w:val="0"/>
           <w:numId w:val="2"/>
         </w:numPr>
-      </w:pPr>
-      <w:r>
-        <w:rPr>
+        <w:rPr>
+          <w:rFonts w:ascii="Times New Roman" w:hAnsi="Times New Roman" w:cs="Times New Roman"/>
+        </w:rPr>
+      </w:pPr>
+      <w:r>
+        <w:rPr>
+          <w:rFonts w:ascii="Times New Roman" w:hAnsi="Times New Roman" w:cs="Times New Roman"/>
           <w:b/>
           <w:bCs/>
         </w:rPr>
-        <w:lastRenderedPageBreak/>
         <w:t xml:space="preserve">Azure Functions: </w:t>
       </w:r>
       <w:r>
+        <w:rPr>
+          <w:rFonts w:ascii="Times New Roman" w:hAnsi="Times New Roman" w:cs="Times New Roman"/>
+        </w:rPr>
         <w:t>Serverless computing for video processing</w:t>
       </w:r>
     </w:p>
@@ -1370,15 +1897,22 @@
           <w:ilvl w:val="0"/>
           <w:numId w:val="2"/>
         </w:numPr>
-      </w:pPr>
-      <w:r>
-        <w:rPr>
+        <w:rPr>
+          <w:rFonts w:ascii="Times New Roman" w:hAnsi="Times New Roman" w:cs="Times New Roman"/>
+        </w:rPr>
+      </w:pPr>
+      <w:r>
+        <w:rPr>
+          <w:rFonts w:ascii="Times New Roman" w:hAnsi="Times New Roman" w:cs="Times New Roman"/>
           <w:b/>
           <w:bCs/>
         </w:rPr>
         <w:t xml:space="preserve">Azure Blob Storage: </w:t>
       </w:r>
       <w:r>
+        <w:rPr>
+          <w:rFonts w:ascii="Times New Roman" w:hAnsi="Times New Roman" w:cs="Times New Roman"/>
+        </w:rPr>
         <w:t>Scalable video/image storage solution</w:t>
       </w:r>
     </w:p>
@@ -1389,28 +1923,45 @@
           <w:ilvl w:val="0"/>
           <w:numId w:val="2"/>
         </w:numPr>
-      </w:pPr>
-      <w:r>
-        <w:rPr>
+        <w:rPr>
+          <w:rFonts w:ascii="Times New Roman" w:hAnsi="Times New Roman" w:cs="Times New Roman"/>
+        </w:rPr>
+      </w:pPr>
+      <w:r>
+        <w:rPr>
+          <w:rFonts w:ascii="Times New Roman" w:hAnsi="Times New Roman" w:cs="Times New Roman"/>
           <w:b/>
           <w:bCs/>
         </w:rPr>
         <w:t xml:space="preserve">Power BI: </w:t>
       </w:r>
       <w:r>
+        <w:rPr>
+          <w:rFonts w:ascii="Times New Roman" w:hAnsi="Times New Roman" w:cs="Times New Roman"/>
+        </w:rPr>
         <w:t>Interactive dashboard for real-time alerts and analytics</w:t>
       </w:r>
     </w:p>
     <w:p>
       <w:pPr>
         <w:ind w:left="360"/>
-      </w:pPr>
-    </w:p>
-    <w:p>
-      <w:r>
-        <w:rPr>
+        <w:rPr>
+          <w:rFonts w:ascii="Times New Roman" w:hAnsi="Times New Roman" w:cs="Times New Roman"/>
+        </w:rPr>
+      </w:pPr>
+    </w:p>
+    <w:p>
+      <w:pPr>
+        <w:rPr>
+          <w:rFonts w:ascii="Times New Roman" w:hAnsi="Times New Roman" w:cs="Times New Roman"/>
+        </w:rPr>
+      </w:pPr>
+      <w:r>
+        <w:rPr>
+          <w:rFonts w:ascii="Times New Roman" w:hAnsi="Times New Roman" w:cs="Times New Roman"/>
           <w:noProof/>
         </w:rPr>
+        <w:lastRenderedPageBreak/>
         <w:drawing>
           <wp:inline distT="0" distB="0" distL="0" distR="0" wp14:anchorId="6A98D50A" wp14:editId="49D81C0D">
             <wp:extent cx="5486191" cy="2651760"/>
@@ -1460,9 +2011,13 @@
     <w:p>
       <w:pPr>
         <w:jc w:val="center"/>
-      </w:pPr>
-      <w:r>
-        <w:rPr>
+        <w:rPr>
+          <w:rFonts w:ascii="Times New Roman" w:hAnsi="Times New Roman" w:cs="Times New Roman"/>
+        </w:rPr>
+      </w:pPr>
+      <w:r>
+        <w:rPr>
+          <w:rFonts w:ascii="Times New Roman" w:hAnsi="Times New Roman" w:cs="Times New Roman"/>
           <w:i/>
           <w:color w:val="404040"/>
           <w:sz w:val="20"/>
@@ -1470,18 +2025,39 @@
         <w:t>Figure 3: Complete Technology Stack for the Project</w:t>
       </w:r>
     </w:p>
-    <w:p/>
-    <w:p/>
+    <w:p>
+      <w:pPr>
+        <w:rPr>
+          <w:rFonts w:ascii="Times New Roman" w:hAnsi="Times New Roman" w:cs="Times New Roman"/>
+        </w:rPr>
+      </w:pPr>
+    </w:p>
+    <w:p>
+      <w:pPr>
+        <w:rPr>
+          <w:rFonts w:ascii="Times New Roman" w:hAnsi="Times New Roman" w:cs="Times New Roman"/>
+        </w:rPr>
+      </w:pPr>
+    </w:p>
     <w:p>
       <w:pPr>
         <w:spacing w:after="200"/>
+        <w:rPr>
+          <w:rFonts w:ascii="Times New Roman" w:hAnsi="Times New Roman" w:cs="Times New Roman"/>
+        </w:rPr>
       </w:pPr>
     </w:p>
     <w:p>
       <w:pPr>
         <w:pStyle w:val="Heading2"/>
-      </w:pPr>
-      <w:r>
+        <w:rPr>
+          <w:rFonts w:ascii="Times New Roman" w:hAnsi="Times New Roman" w:cs="Times New Roman"/>
+        </w:rPr>
+      </w:pPr>
+      <w:r>
+        <w:rPr>
+          <w:rFonts w:ascii="Times New Roman" w:hAnsi="Times New Roman" w:cs="Times New Roman"/>
+        </w:rPr>
         <w:t>6. Internship Presentation Preparation</w:t>
       </w:r>
     </w:p>
@@ -1489,16 +2065,28 @@
       <w:pPr>
         <w:pStyle w:val="Heading3"/>
         <w:spacing w:before="100"/>
-      </w:pPr>
-      <w:r>
+        <w:rPr>
+          <w:rFonts w:ascii="Times New Roman" w:hAnsi="Times New Roman" w:cs="Times New Roman"/>
+        </w:rPr>
+      </w:pPr>
+      <w:r>
+        <w:rPr>
+          <w:rFonts w:ascii="Times New Roman" w:hAnsi="Times New Roman" w:cs="Times New Roman"/>
+        </w:rPr>
         <w:t>Description:</w:t>
       </w:r>
     </w:p>
     <w:p>
       <w:pPr>
         <w:spacing w:after="100"/>
-      </w:pPr>
-      <w:r>
+        <w:rPr>
+          <w:rFonts w:ascii="Times New Roman" w:hAnsi="Times New Roman" w:cs="Times New Roman"/>
+        </w:rPr>
+      </w:pPr>
+      <w:r>
+        <w:rPr>
+          <w:rFonts w:ascii="Times New Roman" w:hAnsi="Times New Roman" w:cs="Times New Roman"/>
+        </w:rPr>
         <w:t>Started preparing presentation for 2-week progress review. Created comprehensive slides covering company profile, project proposal, methodology, timeline, and expected outcomes.</w:t>
       </w:r>
     </w:p>
@@ -1506,8 +2094,14 @@
       <w:pPr>
         <w:pStyle w:val="Heading3"/>
         <w:spacing w:before="100"/>
-      </w:pPr>
-      <w:r>
+        <w:rPr>
+          <w:rFonts w:ascii="Times New Roman" w:hAnsi="Times New Roman" w:cs="Times New Roman"/>
+        </w:rPr>
+      </w:pPr>
+      <w:r>
+        <w:rPr>
+          <w:rFonts w:ascii="Times New Roman" w:hAnsi="Times New Roman" w:cs="Times New Roman"/>
+        </w:rPr>
         <w:t>Presentation Outline Created:</w:t>
       </w:r>
     </w:p>
@@ -1518,8 +2112,14 @@
           <w:ilvl w:val="0"/>
           <w:numId w:val="2"/>
         </w:numPr>
-      </w:pPr>
-      <w:r>
+        <w:rPr>
+          <w:rFonts w:ascii="Times New Roman" w:hAnsi="Times New Roman" w:cs="Times New Roman"/>
+        </w:rPr>
+      </w:pPr>
+      <w:r>
+        <w:rPr>
+          <w:rFonts w:ascii="Times New Roman" w:hAnsi="Times New Roman" w:cs="Times New Roman"/>
+        </w:rPr>
         <w:t>Company Profile &amp; Microsoft Elevate Learning Modules (Week 1-12 structure)</w:t>
       </w:r>
     </w:p>
@@ -1530,8 +2130,14 @@
           <w:ilvl w:val="0"/>
           <w:numId w:val="2"/>
         </w:numPr>
-      </w:pPr>
-      <w:r>
+        <w:rPr>
+          <w:rFonts w:ascii="Times New Roman" w:hAnsi="Times New Roman" w:cs="Times New Roman"/>
+        </w:rPr>
+      </w:pPr>
+      <w:r>
+        <w:rPr>
+          <w:rFonts w:ascii="Times New Roman" w:hAnsi="Times New Roman" w:cs="Times New Roman"/>
+        </w:rPr>
         <w:t>Problem Statement addressing Border Defence challenges</w:t>
       </w:r>
     </w:p>
@@ -1542,8 +2148,14 @@
           <w:ilvl w:val="0"/>
           <w:numId w:val="2"/>
         </w:numPr>
-      </w:pPr>
-      <w:r>
+        <w:rPr>
+          <w:rFonts w:ascii="Times New Roman" w:hAnsi="Times New Roman" w:cs="Times New Roman"/>
+        </w:rPr>
+      </w:pPr>
+      <w:r>
+        <w:rPr>
+          <w:rFonts w:ascii="Times New Roman" w:hAnsi="Times New Roman" w:cs="Times New Roman"/>
+        </w:rPr>
         <w:t>Project Title and Applicability to national security</w:t>
       </w:r>
     </w:p>
@@ -1554,8 +2166,14 @@
           <w:ilvl w:val="0"/>
           <w:numId w:val="2"/>
         </w:numPr>
-      </w:pPr>
-      <w:r>
+        <w:rPr>
+          <w:rFonts w:ascii="Times New Roman" w:hAnsi="Times New Roman" w:cs="Times New Roman"/>
+        </w:rPr>
+      </w:pPr>
+      <w:r>
+        <w:rPr>
+          <w:rFonts w:ascii="Times New Roman" w:hAnsi="Times New Roman" w:cs="Times New Roman"/>
+        </w:rPr>
         <w:t>Technical Objectives with measurable success metrics</w:t>
       </w:r>
     </w:p>
@@ -1566,8 +2184,14 @@
           <w:ilvl w:val="0"/>
           <w:numId w:val="2"/>
         </w:numPr>
-      </w:pPr>
-      <w:r>
+        <w:rPr>
+          <w:rFonts w:ascii="Times New Roman" w:hAnsi="Times New Roman" w:cs="Times New Roman"/>
+        </w:rPr>
+      </w:pPr>
+      <w:r>
+        <w:rPr>
+          <w:rFonts w:ascii="Times New Roman" w:hAnsi="Times New Roman" w:cs="Times New Roman"/>
+        </w:rPr>
         <w:t>System Architecture showing data flow and processing layers</w:t>
       </w:r>
     </w:p>
@@ -1578,8 +2202,14 @@
           <w:ilvl w:val="0"/>
           <w:numId w:val="2"/>
         </w:numPr>
-      </w:pPr>
-      <w:r>
+        <w:rPr>
+          <w:rFonts w:ascii="Times New Roman" w:hAnsi="Times New Roman" w:cs="Times New Roman"/>
+        </w:rPr>
+      </w:pPr>
+      <w:r>
+        <w:rPr>
+          <w:rFonts w:ascii="Times New Roman" w:hAnsi="Times New Roman" w:cs="Times New Roman"/>
+        </w:rPr>
         <w:t>Tech Stack (Python, YOLOv8, Azure, Power BI)</w:t>
       </w:r>
     </w:p>
@@ -1590,8 +2220,14 @@
           <w:ilvl w:val="0"/>
           <w:numId w:val="2"/>
         </w:numPr>
-      </w:pPr>
-      <w:r>
+        <w:rPr>
+          <w:rFonts w:ascii="Times New Roman" w:hAnsi="Times New Roman" w:cs="Times New Roman"/>
+        </w:rPr>
+      </w:pPr>
+      <w:r>
+        <w:rPr>
+          <w:rFonts w:ascii="Times New Roman" w:hAnsi="Times New Roman" w:cs="Times New Roman"/>
+        </w:rPr>
         <w:t>12-Week Timeline with detailed weekly milestones</w:t>
       </w:r>
     </w:p>
@@ -1602,14 +2238,26 @@
           <w:ilvl w:val="0"/>
           <w:numId w:val="2"/>
         </w:numPr>
-      </w:pPr>
-      <w:r>
+        <w:rPr>
+          <w:rFonts w:ascii="Times New Roman" w:hAnsi="Times New Roman" w:cs="Times New Roman"/>
+        </w:rPr>
+      </w:pPr>
+      <w:r>
+        <w:rPr>
+          <w:rFonts w:ascii="Times New Roman" w:hAnsi="Times New Roman" w:cs="Times New Roman"/>
+        </w:rPr>
         <w:t>Deliverables and Success Metrics (&gt;90% accuracy, &lt;20% false positives)</w:t>
       </w:r>
     </w:p>
     <w:p>
-      <w:r>
-        <w:rPr>
+      <w:pPr>
+        <w:rPr>
+          <w:rFonts w:ascii="Times New Roman" w:hAnsi="Times New Roman" w:cs="Times New Roman"/>
+        </w:rPr>
+      </w:pPr>
+      <w:r>
+        <w:rPr>
+          <w:rFonts w:ascii="Times New Roman" w:hAnsi="Times New Roman" w:cs="Times New Roman"/>
           <w:noProof/>
         </w:rPr>
         <w:lastRenderedPageBreak/>
@@ -1653,9 +2301,13 @@
     <w:p>
       <w:pPr>
         <w:jc w:val="center"/>
-      </w:pPr>
-      <w:r>
-        <w:rPr>
+        <w:rPr>
+          <w:rFonts w:ascii="Times New Roman" w:hAnsi="Times New Roman" w:cs="Times New Roman"/>
+        </w:rPr>
+      </w:pPr>
+      <w:r>
+        <w:rPr>
+          <w:rFonts w:ascii="Times New Roman" w:hAnsi="Times New Roman" w:cs="Times New Roman"/>
           <w:i/>
           <w:color w:val="404040"/>
           <w:sz w:val="20"/>
@@ -1663,19 +2315,40 @@
         <w:t>Figure 4: 12-Week Project Implementation Timeline</w:t>
       </w:r>
     </w:p>
-    <w:p/>
-    <w:p/>
+    <w:p>
+      <w:pPr>
+        <w:rPr>
+          <w:rFonts w:ascii="Times New Roman" w:hAnsi="Times New Roman" w:cs="Times New Roman"/>
+        </w:rPr>
+      </w:pPr>
+    </w:p>
+    <w:p>
+      <w:pPr>
+        <w:rPr>
+          <w:rFonts w:ascii="Times New Roman" w:hAnsi="Times New Roman" w:cs="Times New Roman"/>
+        </w:rPr>
+      </w:pPr>
+    </w:p>
     <w:p>
       <w:pPr>
         <w:spacing w:after="400"/>
+        <w:rPr>
+          <w:rFonts w:ascii="Times New Roman" w:hAnsi="Times New Roman" w:cs="Times New Roman"/>
+        </w:rPr>
       </w:pPr>
     </w:p>
     <w:p>
       <w:pPr>
         <w:pStyle w:val="Heading1"/>
         <w:spacing w:before="300" w:after="200"/>
-      </w:pPr>
-      <w:r>
+        <w:rPr>
+          <w:rFonts w:ascii="Times New Roman" w:hAnsi="Times New Roman" w:cs="Times New Roman"/>
+        </w:rPr>
+      </w:pPr>
+      <w:r>
+        <w:rPr>
+          <w:rFonts w:ascii="Times New Roman" w:hAnsi="Times New Roman" w:cs="Times New Roman"/>
+        </w:rPr>
         <w:t>Plans for next week:</w:t>
       </w:r>
     </w:p>
@@ -1683,8 +2356,14 @@
       <w:pPr>
         <w:pStyle w:val="Heading2"/>
         <w:spacing w:before="150" w:after="80"/>
-      </w:pPr>
-      <w:r>
+        <w:rPr>
+          <w:rFonts w:ascii="Times New Roman" w:hAnsi="Times New Roman" w:cs="Times New Roman"/>
+        </w:rPr>
+      </w:pPr>
+      <w:r>
+        <w:rPr>
+          <w:rFonts w:ascii="Times New Roman" w:hAnsi="Times New Roman" w:cs="Times New Roman"/>
+        </w:rPr>
         <w:t>1. Complete Week 3 Microsoft Elevate Modules</w:t>
       </w:r>
     </w:p>
@@ -1695,8 +2374,14 @@
           <w:ilvl w:val="0"/>
           <w:numId w:val="2"/>
         </w:numPr>
-      </w:pPr>
-      <w:r>
+        <w:rPr>
+          <w:rFonts w:ascii="Times New Roman" w:hAnsi="Times New Roman" w:cs="Times New Roman"/>
+        </w:rPr>
+      </w:pPr>
+      <w:r>
+        <w:rPr>
+          <w:rFonts w:ascii="Times New Roman" w:hAnsi="Times New Roman" w:cs="Times New Roman"/>
+        </w:rPr>
         <w:t>Attend "Power BI Fundamentals" live session</w:t>
       </w:r>
     </w:p>
@@ -1707,8 +2392,14 @@
           <w:ilvl w:val="0"/>
           <w:numId w:val="2"/>
         </w:numPr>
-      </w:pPr>
-      <w:r>
+        <w:rPr>
+          <w:rFonts w:ascii="Times New Roman" w:hAnsi="Times New Roman" w:cs="Times New Roman"/>
+        </w:rPr>
+      </w:pPr>
+      <w:r>
+        <w:rPr>
+          <w:rFonts w:ascii="Times New Roman" w:hAnsi="Times New Roman" w:cs="Times New Roman"/>
+        </w:rPr>
         <w:t>Learn Power BI Desktop interface and data connections</w:t>
       </w:r>
     </w:p>
@@ -1719,8 +2410,14 @@
           <w:ilvl w:val="0"/>
           <w:numId w:val="2"/>
         </w:numPr>
-      </w:pPr>
-      <w:r>
+        <w:rPr>
+          <w:rFonts w:ascii="Times New Roman" w:hAnsi="Times New Roman" w:cs="Times New Roman"/>
+        </w:rPr>
+      </w:pPr>
+      <w:r>
+        <w:rPr>
+          <w:rFonts w:ascii="Times New Roman" w:hAnsi="Times New Roman" w:cs="Times New Roman"/>
+        </w:rPr>
         <w:t>Practice creating basic visualizations in Power BI</w:t>
       </w:r>
     </w:p>
@@ -1731,30 +2428,51 @@
           <w:ilvl w:val="0"/>
           <w:numId w:val="2"/>
         </w:numPr>
-      </w:pPr>
-      <w:r>
+        <w:rPr>
+          <w:rFonts w:ascii="Times New Roman" w:hAnsi="Times New Roman" w:cs="Times New Roman"/>
+        </w:rPr>
+      </w:pPr>
+      <w:r>
+        <w:rPr>
+          <w:rFonts w:ascii="Times New Roman" w:hAnsi="Times New Roman" w:cs="Times New Roman"/>
+        </w:rPr>
         <w:t xml:space="preserve">Understand Data </w:t>
       </w:r>
       <w:proofErr w:type="spellStart"/>
       <w:r>
+        <w:rPr>
+          <w:rFonts w:ascii="Times New Roman" w:hAnsi="Times New Roman" w:cs="Times New Roman"/>
+        </w:rPr>
         <w:t>Modeling</w:t>
       </w:r>
       <w:proofErr w:type="spellEnd"/>
       <w:r>
+        <w:rPr>
+          <w:rFonts w:ascii="Times New Roman" w:hAnsi="Times New Roman" w:cs="Times New Roman"/>
+        </w:rPr>
         <w:t xml:space="preserve"> concepts</w:t>
       </w:r>
     </w:p>
     <w:p>
       <w:pPr>
         <w:spacing w:after="120"/>
+        <w:rPr>
+          <w:rFonts w:ascii="Times New Roman" w:hAnsi="Times New Roman" w:cs="Times New Roman"/>
+        </w:rPr>
       </w:pPr>
     </w:p>
     <w:p>
       <w:pPr>
         <w:pStyle w:val="Heading2"/>
         <w:spacing w:before="150" w:after="80"/>
-      </w:pPr>
-      <w:r>
+        <w:rPr>
+          <w:rFonts w:ascii="Times New Roman" w:hAnsi="Times New Roman" w:cs="Times New Roman"/>
+        </w:rPr>
+      </w:pPr>
+      <w:r>
+        <w:rPr>
+          <w:rFonts w:ascii="Times New Roman" w:hAnsi="Times New Roman" w:cs="Times New Roman"/>
+        </w:rPr>
         <w:t>2. Begin Dataset Preparation</w:t>
       </w:r>
     </w:p>
@@ -1765,8 +2483,14 @@
           <w:ilvl w:val="0"/>
           <w:numId w:val="2"/>
         </w:numPr>
-      </w:pPr>
-      <w:r>
+        <w:rPr>
+          <w:rFonts w:ascii="Times New Roman" w:hAnsi="Times New Roman" w:cs="Times New Roman"/>
+        </w:rPr>
+      </w:pPr>
+      <w:r>
+        <w:rPr>
+          <w:rFonts w:ascii="Times New Roman" w:hAnsi="Times New Roman" w:cs="Times New Roman"/>
+        </w:rPr>
         <w:t>Download sample UCF-Crime dataset (start with 20-30 videos)</w:t>
       </w:r>
     </w:p>
@@ -1777,8 +2501,14 @@
           <w:ilvl w:val="0"/>
           <w:numId w:val="2"/>
         </w:numPr>
-      </w:pPr>
-      <w:r>
+        <w:rPr>
+          <w:rFonts w:ascii="Times New Roman" w:hAnsi="Times New Roman" w:cs="Times New Roman"/>
+        </w:rPr>
+      </w:pPr>
+      <w:r>
+        <w:rPr>
+          <w:rFonts w:ascii="Times New Roman" w:hAnsi="Times New Roman" w:cs="Times New Roman"/>
+        </w:rPr>
         <w:t>Setup organized folder structure (Data/raw, Data/processed)</w:t>
       </w:r>
     </w:p>
@@ -1789,8 +2519,14 @@
           <w:ilvl w:val="0"/>
           <w:numId w:val="2"/>
         </w:numPr>
-      </w:pPr>
-      <w:r>
+        <w:rPr>
+          <w:rFonts w:ascii="Times New Roman" w:hAnsi="Times New Roman" w:cs="Times New Roman"/>
+        </w:rPr>
+      </w:pPr>
+      <w:r>
+        <w:rPr>
+          <w:rFonts w:ascii="Times New Roman" w:hAnsi="Times New Roman" w:cs="Times New Roman"/>
+        </w:rPr>
         <w:t>Create dataset documentation (metadata, characteristics)</w:t>
       </w:r>
     </w:p>
@@ -1801,22 +2537,37 @@
           <w:ilvl w:val="0"/>
           <w:numId w:val="2"/>
         </w:numPr>
-      </w:pPr>
-      <w:r>
+        <w:rPr>
+          <w:rFonts w:ascii="Times New Roman" w:hAnsi="Times New Roman" w:cs="Times New Roman"/>
+        </w:rPr>
+      </w:pPr>
+      <w:r>
+        <w:rPr>
+          <w:rFonts w:ascii="Times New Roman" w:hAnsi="Times New Roman" w:cs="Times New Roman"/>
+        </w:rPr>
         <w:t>Test basic video loading and frame extraction using OpenCV</w:t>
       </w:r>
     </w:p>
     <w:p>
       <w:pPr>
         <w:spacing w:after="120"/>
+        <w:rPr>
+          <w:rFonts w:ascii="Times New Roman" w:hAnsi="Times New Roman" w:cs="Times New Roman"/>
+        </w:rPr>
       </w:pPr>
     </w:p>
     <w:p>
       <w:pPr>
         <w:pStyle w:val="Heading2"/>
         <w:spacing w:before="150" w:after="80"/>
-      </w:pPr>
-      <w:r>
+        <w:rPr>
+          <w:rFonts w:ascii="Times New Roman" w:hAnsi="Times New Roman" w:cs="Times New Roman"/>
+        </w:rPr>
+      </w:pPr>
+      <w:r>
+        <w:rPr>
+          <w:rFonts w:ascii="Times New Roman" w:hAnsi="Times New Roman" w:cs="Times New Roman"/>
+        </w:rPr>
         <w:t>3. Azure Account Setup and Exploration</w:t>
       </w:r>
     </w:p>
@@ -1827,8 +2578,14 @@
           <w:ilvl w:val="0"/>
           <w:numId w:val="2"/>
         </w:numPr>
-      </w:pPr>
-      <w:r>
+        <w:rPr>
+          <w:rFonts w:ascii="Times New Roman" w:hAnsi="Times New Roman" w:cs="Times New Roman"/>
+        </w:rPr>
+      </w:pPr>
+      <w:r>
+        <w:rPr>
+          <w:rFonts w:ascii="Times New Roman" w:hAnsi="Times New Roman" w:cs="Times New Roman"/>
+        </w:rPr>
         <w:t>Register for Azure for Students account (free credits)</w:t>
       </w:r>
     </w:p>
@@ -1839,8 +2596,14 @@
           <w:ilvl w:val="0"/>
           <w:numId w:val="2"/>
         </w:numPr>
-      </w:pPr>
-      <w:r>
+        <w:rPr>
+          <w:rFonts w:ascii="Times New Roman" w:hAnsi="Times New Roman" w:cs="Times New Roman"/>
+        </w:rPr>
+      </w:pPr>
+      <w:r>
+        <w:rPr>
+          <w:rFonts w:ascii="Times New Roman" w:hAnsi="Times New Roman" w:cs="Times New Roman"/>
+        </w:rPr>
         <w:t>Explore Azure portal interface</w:t>
       </w:r>
     </w:p>
@@ -1851,8 +2614,14 @@
           <w:ilvl w:val="0"/>
           <w:numId w:val="2"/>
         </w:numPr>
-      </w:pPr>
-      <w:r>
+        <w:rPr>
+          <w:rFonts w:ascii="Times New Roman" w:hAnsi="Times New Roman" w:cs="Times New Roman"/>
+        </w:rPr>
+      </w:pPr>
+      <w:r>
+        <w:rPr>
+          <w:rFonts w:ascii="Times New Roman" w:hAnsi="Times New Roman" w:cs="Times New Roman"/>
+        </w:rPr>
         <w:t>Learn about Azure Blob Storage for video storage</w:t>
       </w:r>
     </w:p>
@@ -1863,85 +2632,133 @@
           <w:ilvl w:val="0"/>
           <w:numId w:val="2"/>
         </w:numPr>
-      </w:pPr>
-      <w:r>
+        <w:rPr>
+          <w:rFonts w:ascii="Times New Roman" w:hAnsi="Times New Roman" w:cs="Times New Roman"/>
+        </w:rPr>
+      </w:pPr>
+      <w:r>
+        <w:rPr>
+          <w:rFonts w:ascii="Times New Roman" w:hAnsi="Times New Roman" w:cs="Times New Roman"/>
+        </w:rPr>
         <w:t>Understand Azure Functions basics for serverless processing</w:t>
       </w:r>
     </w:p>
     <w:p>
       <w:pPr>
         <w:spacing w:after="120"/>
+        <w:rPr>
+          <w:rFonts w:ascii="Times New Roman" w:hAnsi="Times New Roman" w:cs="Times New Roman"/>
+        </w:rPr>
       </w:pPr>
     </w:p>
     <w:p>
       <w:pPr>
         <w:pStyle w:val="Heading2"/>
         <w:spacing w:before="150" w:after="80"/>
-      </w:pPr>
-      <w:r>
+        <w:rPr>
+          <w:rFonts w:ascii="Times New Roman" w:hAnsi="Times New Roman" w:cs="Times New Roman"/>
+        </w:rPr>
+      </w:pPr>
+      <w:r>
+        <w:rPr>
+          <w:rFonts w:ascii="Times New Roman" w:hAnsi="Times New Roman" w:cs="Times New Roman"/>
+        </w:rPr>
+        <w:t>4. OpenCV Learning and Practice</w:t>
+      </w:r>
+    </w:p>
+    <w:p>
+      <w:pPr>
+        <w:pStyle w:val="ListParagraph"/>
+        <w:numPr>
+          <w:ilvl w:val="0"/>
+          <w:numId w:val="2"/>
+        </w:numPr>
+        <w:rPr>
+          <w:rFonts w:ascii="Times New Roman" w:hAnsi="Times New Roman" w:cs="Times New Roman"/>
+        </w:rPr>
+      </w:pPr>
+      <w:r>
+        <w:rPr>
+          <w:rFonts w:ascii="Times New Roman" w:hAnsi="Times New Roman" w:cs="Times New Roman"/>
+        </w:rPr>
+        <w:t>Complete OpenCV tutorial for video processing</w:t>
+      </w:r>
+    </w:p>
+    <w:p>
+      <w:pPr>
+        <w:pStyle w:val="ListParagraph"/>
+        <w:numPr>
+          <w:ilvl w:val="0"/>
+          <w:numId w:val="2"/>
+        </w:numPr>
+        <w:rPr>
+          <w:rFonts w:ascii="Times New Roman" w:hAnsi="Times New Roman" w:cs="Times New Roman"/>
+        </w:rPr>
+      </w:pPr>
+      <w:r>
+        <w:rPr>
+          <w:rFonts w:ascii="Times New Roman" w:hAnsi="Times New Roman" w:cs="Times New Roman"/>
+        </w:rPr>
+        <w:t>Practice frame extraction from videos</w:t>
+      </w:r>
+    </w:p>
+    <w:p>
+      <w:pPr>
+        <w:pStyle w:val="ListParagraph"/>
+        <w:numPr>
+          <w:ilvl w:val="0"/>
+          <w:numId w:val="2"/>
+        </w:numPr>
+        <w:rPr>
+          <w:rFonts w:ascii="Times New Roman" w:hAnsi="Times New Roman" w:cs="Times New Roman"/>
+        </w:rPr>
+      </w:pPr>
+      <w:r>
+        <w:rPr>
+          <w:rFonts w:ascii="Times New Roman" w:hAnsi="Times New Roman" w:cs="Times New Roman"/>
+        </w:rPr>
+        <w:t>Learn basic image preprocessing (resize, normalize)</w:t>
+      </w:r>
+    </w:p>
+    <w:p>
+      <w:pPr>
+        <w:pStyle w:val="ListParagraph"/>
+        <w:numPr>
+          <w:ilvl w:val="0"/>
+          <w:numId w:val="2"/>
+        </w:numPr>
+        <w:rPr>
+          <w:rFonts w:ascii="Times New Roman" w:hAnsi="Times New Roman" w:cs="Times New Roman"/>
+        </w:rPr>
+      </w:pPr>
+      <w:r>
+        <w:rPr>
+          <w:rFonts w:ascii="Times New Roman" w:hAnsi="Times New Roman" w:cs="Times New Roman"/>
+        </w:rPr>
         <w:lastRenderedPageBreak/>
-        <w:t>4. OpenCV Learning and Practice</w:t>
-      </w:r>
-    </w:p>
-    <w:p>
-      <w:pPr>
-        <w:pStyle w:val="ListParagraph"/>
-        <w:numPr>
-          <w:ilvl w:val="0"/>
-          <w:numId w:val="2"/>
-        </w:numPr>
-      </w:pPr>
-      <w:r>
-        <w:t>Complete OpenCV tutorial for video processing</w:t>
-      </w:r>
-    </w:p>
-    <w:p>
-      <w:pPr>
-        <w:pStyle w:val="ListParagraph"/>
-        <w:numPr>
-          <w:ilvl w:val="0"/>
-          <w:numId w:val="2"/>
-        </w:numPr>
-      </w:pPr>
-      <w:r>
-        <w:t>Practice frame extraction from videos</w:t>
-      </w:r>
-    </w:p>
-    <w:p>
-      <w:pPr>
-        <w:pStyle w:val="ListParagraph"/>
-        <w:numPr>
-          <w:ilvl w:val="0"/>
-          <w:numId w:val="2"/>
-        </w:numPr>
-      </w:pPr>
-      <w:r>
-        <w:t>Learn basic image preprocessing (resize, normalize)</w:t>
-      </w:r>
-    </w:p>
-    <w:p>
-      <w:pPr>
-        <w:pStyle w:val="ListParagraph"/>
-        <w:numPr>
-          <w:ilvl w:val="0"/>
-          <w:numId w:val="2"/>
-        </w:numPr>
-      </w:pPr>
-      <w:r>
         <w:t>Test performance on sample surveillance videos</w:t>
       </w:r>
     </w:p>
     <w:p>
       <w:pPr>
         <w:spacing w:after="120"/>
+        <w:rPr>
+          <w:rFonts w:ascii="Times New Roman" w:hAnsi="Times New Roman" w:cs="Times New Roman"/>
+        </w:rPr>
       </w:pPr>
     </w:p>
     <w:p>
       <w:pPr>
         <w:pStyle w:val="Heading2"/>
         <w:spacing w:before="150" w:after="80"/>
-      </w:pPr>
-      <w:r>
+        <w:rPr>
+          <w:rFonts w:ascii="Times New Roman" w:hAnsi="Times New Roman" w:cs="Times New Roman"/>
+        </w:rPr>
+      </w:pPr>
+      <w:r>
+        <w:rPr>
+          <w:rFonts w:ascii="Times New Roman" w:hAnsi="Times New Roman" w:cs="Times New Roman"/>
+        </w:rPr>
         <w:t>5. GitHub Repository Setup</w:t>
       </w:r>
     </w:p>
@@ -1952,8 +2769,14 @@
           <w:ilvl w:val="0"/>
           <w:numId w:val="2"/>
         </w:numPr>
-      </w:pPr>
-      <w:r>
+        <w:rPr>
+          <w:rFonts w:ascii="Times New Roman" w:hAnsi="Times New Roman" w:cs="Times New Roman"/>
+        </w:rPr>
+      </w:pPr>
+      <w:r>
+        <w:rPr>
+          <w:rFonts w:ascii="Times New Roman" w:hAnsi="Times New Roman" w:cs="Times New Roman"/>
+        </w:rPr>
         <w:t>Create GitHub repository: "Border-Surveillance-AI"</w:t>
       </w:r>
     </w:p>
@@ -1964,8 +2787,14 @@
           <w:ilvl w:val="0"/>
           <w:numId w:val="2"/>
         </w:numPr>
-      </w:pPr>
-      <w:r>
+        <w:rPr>
+          <w:rFonts w:ascii="Times New Roman" w:hAnsi="Times New Roman" w:cs="Times New Roman"/>
+        </w:rPr>
+      </w:pPr>
+      <w:r>
+        <w:rPr>
+          <w:rFonts w:ascii="Times New Roman" w:hAnsi="Times New Roman" w:cs="Times New Roman"/>
+        </w:rPr>
         <w:t>Setup proper folder structure (Data/, Notebooks/, Scripts/, models/)</w:t>
       </w:r>
     </w:p>
@@ -1976,8 +2805,14 @@
           <w:ilvl w:val="0"/>
           <w:numId w:val="2"/>
         </w:numPr>
-      </w:pPr>
-      <w:r>
+        <w:rPr>
+          <w:rFonts w:ascii="Times New Roman" w:hAnsi="Times New Roman" w:cs="Times New Roman"/>
+        </w:rPr>
+      </w:pPr>
+      <w:r>
+        <w:rPr>
+          <w:rFonts w:ascii="Times New Roman" w:hAnsi="Times New Roman" w:cs="Times New Roman"/>
+        </w:rPr>
         <w:t>Write comprehensive README.md with project overview</w:t>
       </w:r>
     </w:p>
@@ -1988,55 +2823,87 @@
           <w:ilvl w:val="0"/>
           <w:numId w:val="2"/>
         </w:numPr>
+        <w:rPr>
+          <w:rFonts w:ascii="Times New Roman" w:hAnsi="Times New Roman" w:cs="Times New Roman"/>
+        </w:rPr>
       </w:pPr>
       <w:proofErr w:type="gramStart"/>
       <w:r>
+        <w:rPr>
+          <w:rFonts w:ascii="Times New Roman" w:hAnsi="Times New Roman" w:cs="Times New Roman"/>
+        </w:rPr>
         <w:t>Initialize .</w:t>
       </w:r>
       <w:proofErr w:type="spellStart"/>
       <w:r>
+        <w:rPr>
+          <w:rFonts w:ascii="Times New Roman" w:hAnsi="Times New Roman" w:cs="Times New Roman"/>
+        </w:rPr>
         <w:t>gitignore</w:t>
       </w:r>
       <w:proofErr w:type="spellEnd"/>
       <w:proofErr w:type="gramEnd"/>
       <w:r>
+        <w:rPr>
+          <w:rFonts w:ascii="Times New Roman" w:hAnsi="Times New Roman" w:cs="Times New Roman"/>
+        </w:rPr>
         <w:t xml:space="preserve"> for Python projects</w:t>
       </w:r>
     </w:p>
     <w:p>
       <w:pPr>
         <w:spacing w:after="400"/>
+        <w:rPr>
+          <w:rFonts w:ascii="Times New Roman" w:hAnsi="Times New Roman" w:cs="Times New Roman"/>
+        </w:rPr>
       </w:pPr>
     </w:p>
     <w:p>
       <w:pPr>
         <w:spacing w:before="200" w:after="240"/>
-      </w:pPr>
-      <w:r>
-        <w:rPr>
+        <w:rPr>
+          <w:rFonts w:ascii="Times New Roman" w:hAnsi="Times New Roman" w:cs="Times New Roman"/>
+        </w:rPr>
+      </w:pPr>
+      <w:r>
+        <w:rPr>
+          <w:rFonts w:ascii="Times New Roman" w:hAnsi="Times New Roman" w:cs="Times New Roman"/>
           <w:b/>
           <w:bCs/>
         </w:rPr>
         <w:t xml:space="preserve">Total Working Hours: </w:t>
       </w:r>
       <w:r>
+        <w:rPr>
+          <w:rFonts w:ascii="Times New Roman" w:hAnsi="Times New Roman" w:cs="Times New Roman"/>
+        </w:rPr>
         <w:t>35 hours</w:t>
       </w:r>
     </w:p>
     <w:p>
       <w:pPr>
         <w:spacing w:after="400"/>
-      </w:pPr>
-      <w:r>
+        <w:rPr>
+          <w:rFonts w:ascii="Times New Roman" w:hAnsi="Times New Roman" w:cs="Times New Roman"/>
+        </w:rPr>
+      </w:pPr>
+      <w:r>
+        <w:rPr>
+          <w:rFonts w:ascii="Times New Roman" w:hAnsi="Times New Roman" w:cs="Times New Roman"/>
+        </w:rPr>
         <w:t>Signature of Student: _____________________</w:t>
       </w:r>
     </w:p>
     <w:p>
       <w:pPr>
         <w:spacing w:before="200" w:after="120"/>
-      </w:pPr>
-      <w:r>
-        <w:rPr>
+        <w:rPr>
+          <w:rFonts w:ascii="Times New Roman" w:hAnsi="Times New Roman" w:cs="Times New Roman"/>
+        </w:rPr>
+      </w:pPr>
+      <w:r>
+        <w:rPr>
+          <w:rFonts w:ascii="Times New Roman" w:hAnsi="Times New Roman" w:cs="Times New Roman"/>
           <w:b/>
           <w:bCs/>
         </w:rPr>
@@ -2072,12 +2939,6 @@
         <w:tc>
           <w:tcPr>
             <w:tcW w:w="1560" w:type="dxa"/>
-            <w:tcBorders>
-              <w:top w:val="single" w:sz="1" w:space="0" w:color="000000"/>
-              <w:left w:val="single" w:sz="1" w:space="0" w:color="000000"/>
-              <w:bottom w:val="single" w:sz="1" w:space="0" w:color="000000"/>
-              <w:right w:val="single" w:sz="1" w:space="0" w:color="000000"/>
-            </w:tcBorders>
             <w:shd w:val="clear" w:color="auto" w:fill="D5E8F0"/>
             <w:tcMar>
               <w:top w:w="100" w:type="dxa"/>
@@ -2089,9 +2950,13 @@
           <w:p>
             <w:pPr>
               <w:jc w:val="center"/>
+              <w:rPr>
+                <w:rFonts w:ascii="Times New Roman" w:hAnsi="Times New Roman" w:cs="Times New Roman"/>
+              </w:rPr>
             </w:pPr>
             <w:r>
               <w:rPr>
+                <w:rFonts w:ascii="Times New Roman" w:hAnsi="Times New Roman" w:cs="Times New Roman"/>
                 <w:b/>
                 <w:bCs/>
               </w:rPr>
@@ -2102,12 +2967,6 @@
         <w:tc>
           <w:tcPr>
             <w:tcW w:w="1560" w:type="dxa"/>
-            <w:tcBorders>
-              <w:top w:val="single" w:sz="1" w:space="0" w:color="000000"/>
-              <w:left w:val="single" w:sz="1" w:space="0" w:color="000000"/>
-              <w:bottom w:val="single" w:sz="1" w:space="0" w:color="000000"/>
-              <w:right w:val="single" w:sz="1" w:space="0" w:color="000000"/>
-            </w:tcBorders>
             <w:shd w:val="clear" w:color="auto" w:fill="D5E8F0"/>
             <w:tcMar>
               <w:top w:w="100" w:type="dxa"/>
@@ -2119,9 +2978,13 @@
           <w:p>
             <w:pPr>
               <w:jc w:val="center"/>
+              <w:rPr>
+                <w:rFonts w:ascii="Times New Roman" w:hAnsi="Times New Roman" w:cs="Times New Roman"/>
+              </w:rPr>
             </w:pPr>
             <w:r>
               <w:rPr>
+                <w:rFonts w:ascii="Times New Roman" w:hAnsi="Times New Roman" w:cs="Times New Roman"/>
                 <w:b/>
                 <w:bCs/>
               </w:rPr>
@@ -2132,12 +2995,6 @@
         <w:tc>
           <w:tcPr>
             <w:tcW w:w="1560" w:type="dxa"/>
-            <w:tcBorders>
-              <w:top w:val="single" w:sz="1" w:space="0" w:color="000000"/>
-              <w:left w:val="single" w:sz="1" w:space="0" w:color="000000"/>
-              <w:bottom w:val="single" w:sz="1" w:space="0" w:color="000000"/>
-              <w:right w:val="single" w:sz="1" w:space="0" w:color="000000"/>
-            </w:tcBorders>
             <w:shd w:val="clear" w:color="auto" w:fill="D5E8F0"/>
             <w:tcMar>
               <w:top w:w="100" w:type="dxa"/>
@@ -2149,9 +3006,13 @@
           <w:p>
             <w:pPr>
               <w:jc w:val="center"/>
+              <w:rPr>
+                <w:rFonts w:ascii="Times New Roman" w:hAnsi="Times New Roman" w:cs="Times New Roman"/>
+              </w:rPr>
             </w:pPr>
             <w:r>
               <w:rPr>
+                <w:rFonts w:ascii="Times New Roman" w:hAnsi="Times New Roman" w:cs="Times New Roman"/>
                 <w:b/>
                 <w:bCs/>
               </w:rPr>
@@ -2162,12 +3023,6 @@
         <w:tc>
           <w:tcPr>
             <w:tcW w:w="1560" w:type="dxa"/>
-            <w:tcBorders>
-              <w:top w:val="single" w:sz="1" w:space="0" w:color="000000"/>
-              <w:left w:val="single" w:sz="1" w:space="0" w:color="000000"/>
-              <w:bottom w:val="single" w:sz="1" w:space="0" w:color="000000"/>
-              <w:right w:val="single" w:sz="1" w:space="0" w:color="000000"/>
-            </w:tcBorders>
             <w:shd w:val="clear" w:color="auto" w:fill="D5E8F0"/>
             <w:tcMar>
               <w:top w:w="100" w:type="dxa"/>
@@ -2179,9 +3034,13 @@
           <w:p>
             <w:pPr>
               <w:jc w:val="center"/>
+              <w:rPr>
+                <w:rFonts w:ascii="Times New Roman" w:hAnsi="Times New Roman" w:cs="Times New Roman"/>
+              </w:rPr>
             </w:pPr>
             <w:r>
               <w:rPr>
+                <w:rFonts w:ascii="Times New Roman" w:hAnsi="Times New Roman" w:cs="Times New Roman"/>
                 <w:b/>
                 <w:bCs/>
               </w:rPr>
@@ -2192,12 +3051,6 @@
         <w:tc>
           <w:tcPr>
             <w:tcW w:w="1560" w:type="dxa"/>
-            <w:tcBorders>
-              <w:top w:val="single" w:sz="1" w:space="0" w:color="000000"/>
-              <w:left w:val="single" w:sz="1" w:space="0" w:color="000000"/>
-              <w:bottom w:val="single" w:sz="1" w:space="0" w:color="000000"/>
-              <w:right w:val="single" w:sz="1" w:space="0" w:color="000000"/>
-            </w:tcBorders>
             <w:shd w:val="clear" w:color="auto" w:fill="D5E8F0"/>
             <w:tcMar>
               <w:top w:w="100" w:type="dxa"/>
@@ -2209,9 +3062,13 @@
           <w:p>
             <w:pPr>
               <w:jc w:val="center"/>
+              <w:rPr>
+                <w:rFonts w:ascii="Times New Roman" w:hAnsi="Times New Roman" w:cs="Times New Roman"/>
+              </w:rPr>
             </w:pPr>
             <w:r>
               <w:rPr>
+                <w:rFonts w:ascii="Times New Roman" w:hAnsi="Times New Roman" w:cs="Times New Roman"/>
                 <w:b/>
                 <w:bCs/>
               </w:rPr>
@@ -2222,12 +3079,6 @@
         <w:tc>
           <w:tcPr>
             <w:tcW w:w="1560" w:type="dxa"/>
-            <w:tcBorders>
-              <w:top w:val="single" w:sz="1" w:space="0" w:color="000000"/>
-              <w:left w:val="single" w:sz="1" w:space="0" w:color="000000"/>
-              <w:bottom w:val="single" w:sz="1" w:space="0" w:color="000000"/>
-              <w:right w:val="single" w:sz="1" w:space="0" w:color="000000"/>
-            </w:tcBorders>
             <w:shd w:val="clear" w:color="auto" w:fill="D5E8F0"/>
             <w:tcMar>
               <w:top w:w="100" w:type="dxa"/>
@@ -2239,9 +3090,13 @@
           <w:p>
             <w:pPr>
               <w:jc w:val="center"/>
+              <w:rPr>
+                <w:rFonts w:ascii="Times New Roman" w:hAnsi="Times New Roman" w:cs="Times New Roman"/>
+              </w:rPr>
             </w:pPr>
             <w:r>
               <w:rPr>
+                <w:rFonts w:ascii="Times New Roman" w:hAnsi="Times New Roman" w:cs="Times New Roman"/>
                 <w:b/>
                 <w:bCs/>
               </w:rPr>
@@ -2254,12 +3109,6 @@
         <w:tc>
           <w:tcPr>
             <w:tcW w:w="1560" w:type="dxa"/>
-            <w:tcBorders>
-              <w:top w:val="single" w:sz="1" w:space="0" w:color="000000"/>
-              <w:left w:val="single" w:sz="1" w:space="0" w:color="000000"/>
-              <w:bottom w:val="single" w:sz="1" w:space="0" w:color="000000"/>
-              <w:right w:val="single" w:sz="1" w:space="0" w:color="000000"/>
-            </w:tcBorders>
             <w:tcMar>
               <w:top w:w="100" w:type="dxa"/>
               <w:left w:w="120" w:type="dxa"/>
@@ -2270,8 +3119,14 @@
           <w:p>
             <w:pPr>
               <w:jc w:val="center"/>
+              <w:rPr>
+                <w:rFonts w:ascii="Times New Roman" w:hAnsi="Times New Roman" w:cs="Times New Roman"/>
+              </w:rPr>
             </w:pPr>
             <w:r>
+              <w:rPr>
+                <w:rFonts w:ascii="Segoe UI Symbol" w:hAnsi="Segoe UI Symbol" w:cs="Segoe UI Symbol"/>
+              </w:rPr>
               <w:t>☐</w:t>
             </w:r>
           </w:p>
@@ -2279,12 +3134,6 @@
         <w:tc>
           <w:tcPr>
             <w:tcW w:w="1560" w:type="dxa"/>
-            <w:tcBorders>
-              <w:top w:val="single" w:sz="1" w:space="0" w:color="000000"/>
-              <w:left w:val="single" w:sz="1" w:space="0" w:color="000000"/>
-              <w:bottom w:val="single" w:sz="1" w:space="0" w:color="000000"/>
-              <w:right w:val="single" w:sz="1" w:space="0" w:color="000000"/>
-            </w:tcBorders>
             <w:tcMar>
               <w:top w:w="100" w:type="dxa"/>
               <w:left w:w="120" w:type="dxa"/>
@@ -2295,8 +3144,14 @@
           <w:p>
             <w:pPr>
               <w:jc w:val="center"/>
+              <w:rPr>
+                <w:rFonts w:ascii="Times New Roman" w:hAnsi="Times New Roman" w:cs="Times New Roman"/>
+              </w:rPr>
             </w:pPr>
             <w:r>
+              <w:rPr>
+                <w:rFonts w:ascii="Segoe UI Symbol" w:hAnsi="Segoe UI Symbol" w:cs="Segoe UI Symbol"/>
+              </w:rPr>
               <w:t>☐</w:t>
             </w:r>
           </w:p>
@@ -2304,12 +3159,6 @@
         <w:tc>
           <w:tcPr>
             <w:tcW w:w="1560" w:type="dxa"/>
-            <w:tcBorders>
-              <w:top w:val="single" w:sz="1" w:space="0" w:color="000000"/>
-              <w:left w:val="single" w:sz="1" w:space="0" w:color="000000"/>
-              <w:bottom w:val="single" w:sz="1" w:space="0" w:color="000000"/>
-              <w:right w:val="single" w:sz="1" w:space="0" w:color="000000"/>
-            </w:tcBorders>
             <w:tcMar>
               <w:top w:w="100" w:type="dxa"/>
               <w:left w:w="120" w:type="dxa"/>
@@ -2320,8 +3169,14 @@
           <w:p>
             <w:pPr>
               <w:jc w:val="center"/>
+              <w:rPr>
+                <w:rFonts w:ascii="Times New Roman" w:hAnsi="Times New Roman" w:cs="Times New Roman"/>
+              </w:rPr>
             </w:pPr>
             <w:r>
+              <w:rPr>
+                <w:rFonts w:ascii="Segoe UI Symbol" w:hAnsi="Segoe UI Symbol" w:cs="Segoe UI Symbol"/>
+              </w:rPr>
               <w:t>☐</w:t>
             </w:r>
           </w:p>
@@ -2329,12 +3184,6 @@
         <w:tc>
           <w:tcPr>
             <w:tcW w:w="1560" w:type="dxa"/>
-            <w:tcBorders>
-              <w:top w:val="single" w:sz="1" w:space="0" w:color="000000"/>
-              <w:left w:val="single" w:sz="1" w:space="0" w:color="000000"/>
-              <w:bottom w:val="single" w:sz="1" w:space="0" w:color="000000"/>
-              <w:right w:val="single" w:sz="1" w:space="0" w:color="000000"/>
-            </w:tcBorders>
             <w:tcMar>
               <w:top w:w="100" w:type="dxa"/>
               <w:left w:w="120" w:type="dxa"/>
@@ -2345,8 +3194,14 @@
           <w:p>
             <w:pPr>
               <w:jc w:val="center"/>
+              <w:rPr>
+                <w:rFonts w:ascii="Times New Roman" w:hAnsi="Times New Roman" w:cs="Times New Roman"/>
+              </w:rPr>
             </w:pPr>
             <w:r>
+              <w:rPr>
+                <w:rFonts w:ascii="Segoe UI Symbol" w:hAnsi="Segoe UI Symbol" w:cs="Segoe UI Symbol"/>
+              </w:rPr>
               <w:t>☐</w:t>
             </w:r>
           </w:p>
@@ -2354,12 +3209,6 @@
         <w:tc>
           <w:tcPr>
             <w:tcW w:w="1560" w:type="dxa"/>
-            <w:tcBorders>
-              <w:top w:val="single" w:sz="1" w:space="0" w:color="000000"/>
-              <w:left w:val="single" w:sz="1" w:space="0" w:color="000000"/>
-              <w:bottom w:val="single" w:sz="1" w:space="0" w:color="000000"/>
-              <w:right w:val="single" w:sz="1" w:space="0" w:color="000000"/>
-            </w:tcBorders>
             <w:tcMar>
               <w:top w:w="100" w:type="dxa"/>
               <w:left w:w="120" w:type="dxa"/>
@@ -2370,8 +3219,14 @@
           <w:p>
             <w:pPr>
               <w:jc w:val="center"/>
+              <w:rPr>
+                <w:rFonts w:ascii="Times New Roman" w:hAnsi="Times New Roman" w:cs="Times New Roman"/>
+              </w:rPr>
             </w:pPr>
             <w:r>
+              <w:rPr>
+                <w:rFonts w:ascii="Segoe UI Symbol" w:hAnsi="Segoe UI Symbol" w:cs="Segoe UI Symbol"/>
+              </w:rPr>
               <w:t>☐</w:t>
             </w:r>
           </w:p>
@@ -2379,12 +3234,6 @@
         <w:tc>
           <w:tcPr>
             <w:tcW w:w="1560" w:type="dxa"/>
-            <w:tcBorders>
-              <w:top w:val="single" w:sz="1" w:space="0" w:color="000000"/>
-              <w:left w:val="single" w:sz="1" w:space="0" w:color="000000"/>
-              <w:bottom w:val="single" w:sz="1" w:space="0" w:color="000000"/>
-              <w:right w:val="single" w:sz="1" w:space="0" w:color="000000"/>
-            </w:tcBorders>
             <w:tcMar>
               <w:top w:w="100" w:type="dxa"/>
               <w:left w:w="120" w:type="dxa"/>
@@ -2395,8 +3244,14 @@
           <w:p>
             <w:pPr>
               <w:jc w:val="center"/>
+              <w:rPr>
+                <w:rFonts w:ascii="Times New Roman" w:hAnsi="Times New Roman" w:cs="Times New Roman"/>
+              </w:rPr>
             </w:pPr>
             <w:r>
+              <w:rPr>
+                <w:rFonts w:ascii="Segoe UI Symbol" w:hAnsi="Segoe UI Symbol" w:cs="Segoe UI Symbol"/>
+              </w:rPr>
               <w:t>☐</w:t>
             </w:r>
           </w:p>
@@ -2406,25 +3261,47 @@
     <w:p>
       <w:pPr>
         <w:spacing w:after="300"/>
+        <w:rPr>
+          <w:rFonts w:ascii="Times New Roman" w:hAnsi="Times New Roman" w:cs="Times New Roman"/>
+        </w:rPr>
       </w:pPr>
     </w:p>
     <w:p>
       <w:pPr>
         <w:spacing w:after="120"/>
-      </w:pPr>
-      <w:r>
+        <w:rPr>
+          <w:rFonts w:ascii="Times New Roman" w:hAnsi="Times New Roman" w:cs="Times New Roman"/>
+        </w:rPr>
+      </w:pPr>
+      <w:r>
+        <w:rPr>
+          <w:rFonts w:ascii="Times New Roman" w:hAnsi="Times New Roman" w:cs="Times New Roman"/>
+        </w:rPr>
         <w:t xml:space="preserve">Signature of External Guide with Company Seal: </w:t>
       </w:r>
     </w:p>
     <w:p>
       <w:pPr>
         <w:spacing w:after="240"/>
-      </w:pPr>
-      <w:r>
-        <w:t>Date: ___________</w:t>
-      </w:r>
-      <w:r>
-        <w:rPr>
+        <w:rPr>
+          <w:rFonts w:ascii="Times New Roman" w:hAnsi="Times New Roman" w:cs="Times New Roman"/>
+        </w:rPr>
+      </w:pPr>
+      <w:r>
+        <w:rPr>
+          <w:rFonts w:ascii="Times New Roman" w:hAnsi="Times New Roman" w:cs="Times New Roman"/>
+        </w:rPr>
+        <w:t xml:space="preserve">Date: </w:t>
+      </w:r>
+      <w:r>
+        <w:rPr>
+          <w:rFonts w:ascii="Times New Roman" w:hAnsi="Times New Roman" w:cs="Times New Roman"/>
+        </w:rPr>
+        <w:t>14/01/2026</w:t>
+      </w:r>
+      <w:r>
+        <w:rPr>
+          <w:rFonts w:ascii="Times New Roman" w:hAnsi="Times New Roman" w:cs="Times New Roman"/>
           <w:noProof/>
         </w:rPr>
         <w:drawing>
@@ -2473,18 +3350,39 @@
     <w:p>
       <w:pPr>
         <w:spacing w:after="120"/>
-      </w:pPr>
-      <w:r>
+        <w:rPr>
+          <w:rFonts w:ascii="Times New Roman" w:hAnsi="Times New Roman" w:cs="Times New Roman"/>
+        </w:rPr>
+      </w:pPr>
+      <w:r>
+        <w:rPr>
+          <w:rFonts w:ascii="Times New Roman" w:hAnsi="Times New Roman" w:cs="Times New Roman"/>
+        </w:rPr>
         <w:t>Signature of Internal Guide: _____________________</w:t>
       </w:r>
     </w:p>
     <w:p>
-      <w:r>
-        <w:t>Date: ___________</w:t>
+      <w:pPr>
+        <w:rPr>
+          <w:rFonts w:ascii="Times New Roman" w:hAnsi="Times New Roman" w:cs="Times New Roman"/>
+          <w:lang w:val="en-US"/>
+        </w:rPr>
+      </w:pPr>
+      <w:r>
+        <w:rPr>
+          <w:rFonts w:ascii="Times New Roman" w:hAnsi="Times New Roman" w:cs="Times New Roman"/>
+        </w:rPr>
+        <w:t xml:space="preserve">Date: </w:t>
+      </w:r>
+      <w:r>
+        <w:rPr>
+          <w:rFonts w:ascii="Times New Roman" w:hAnsi="Times New Roman" w:cs="Times New Roman"/>
+        </w:rPr>
+        <w:t>14/01/2026</w:t>
       </w:r>
     </w:p>
     <w:sectPr>
-      <w:pgSz w:w="12240" w:h="15840"/>
+      <w:pgSz w:w="11906" w:h="16838" w:code="9"/>
       <w:pgMar w:top="1440" w:right="1440" w:bottom="1440" w:left="1440" w:header="708" w:footer="708" w:gutter="0"/>
       <w:cols w:space="720"/>
       <w:docGrid w:linePitch="360"/>
